--- a/backend/code lstm.docx
+++ b/backend/code lstm.docx
@@ -3,347 +3,3139 @@
 <w:document xmlns:wpc="http://schemas.microsoft.com/office/word/2010/wordprocessingCanvas" xmlns:cx="http://schemas.microsoft.com/office/drawing/2014/chartex" xmlns:cx1="http://schemas.microsoft.com/office/drawing/2015/9/8/chartex" xmlns:cx2="http://schemas.microsoft.com/office/drawing/2015/10/21/chartex" xmlns:cx3="http://schemas.microsoft.com/office/drawing/2016/5/9/chartex" xmlns:cx4="http://schemas.microsoft.com/office/drawing/2016/5/10/chartex" xmlns:cx5="http://schemas.microsoft.com/office/drawing/2016/5/11/chartex" xmlns:cx6="http://schemas.microsoft.com/office/drawing/2016/5/12/chartex" xmlns:cx7="http://schemas.microsoft.com/office/drawing/2016/5/13/chartex" xmlns:cx8="http://schemas.microsoft.com/office/drawing/2016/5/14/chartex" xmlns:mc="http://schemas.openxmlformats.org/markup-compatibility/2006" xmlns:aink="http://schemas.microsoft.com/office/drawing/2016/ink" xmlns:am3d="http://schemas.microsoft.com/office/drawing/2017/model3d" xmlns:o="urn:schemas-microsoft-com:office:office" xmlns:r="http://schemas.openxmlformats.org/officeDocument/2006/relationships" xmlns:m="http://schemas.openxmlformats.org/officeDocument/2006/math" xmlns:v="urn:schemas-microsoft-com:vml" xmlns:wp14="http://schemas.microsoft.com/office/word/2010/wordprocessingDrawing" xmlns:wp="http://schemas.openxmlformats.org/drawingml/2006/wordprocessingDrawing" xmlns:w10="urn:schemas-microsoft-com:office:word" xmlns:w="http://schemas.openxmlformats.org/wordprocessingml/2006/main" xmlns:w14="http://schemas.microsoft.com/office/word/2010/wordml" xmlns:w15="http://schemas.microsoft.com/office/word/2012/wordml" xmlns:w16cex="http://schemas.microsoft.com/office/word/2018/wordml/cex" xmlns:w16cid="http://schemas.microsoft.com/office/word/2016/wordml/cid" xmlns:w16="http://schemas.microsoft.com/office/word/2018/wordml" xmlns:w16sdtdh="http://schemas.microsoft.com/office/word/2020/wordml/sdtdatahash" xmlns:w16se="http://schemas.microsoft.com/office/word/2015/wordml/symex" xmlns:wpg="http://schemas.microsoft.com/office/word/2010/wordprocessingGroup" xmlns:wpi="http://schemas.microsoft.com/office/word/2010/wordprocessingInk" xmlns:wne="http://schemas.microsoft.com/office/word/2006/wordml" xmlns:wps="http://schemas.microsoft.com/office/word/2010/wordprocessingShape" mc:Ignorable="w14 w15 w16se w16cid w16 w16cex w16sdtdh wp14">
   <w:body>
     <w:p>
-      <w:r>
-        <w:t>!pip install yfinance</w:t>
+      <w:pPr>
+        <w:shd w:val="clear" w:color="auto" w:fill="FFFFFF"/>
+        <w:spacing w:after="0" w:line="285" w:lineRule="atLeast"/>
+        <w:rPr>
+          <w:rFonts w:ascii="Courier New" w:eastAsia="Times New Roman" w:hAnsi="Courier New" w:cs="Courier New"/>
+          <w:color w:val="000000"/>
+          <w:sz w:val="21"/>
+          <w:szCs w:val="21"/>
+          <w:lang w:eastAsia="vi-VN"/>
+        </w:rPr>
+      </w:pPr>
+      <w:r>
+        <w:rPr>
+          <w:rFonts w:ascii="Courier New" w:eastAsia="Times New Roman" w:hAnsi="Courier New" w:cs="Courier New"/>
+          <w:color w:val="008000"/>
+          <w:sz w:val="21"/>
+          <w:szCs w:val="21"/>
+          <w:lang w:eastAsia="vi-VN"/>
+        </w:rPr>
+        <w:t># 1. Cài đặt thư viện trước</w:t>
+      </w:r>
+    </w:p>
+    <w:p>
+      <w:pPr>
+        <w:shd w:val="clear" w:color="auto" w:fill="FFFFFF"/>
+        <w:spacing w:after="0" w:line="285" w:lineRule="atLeast"/>
+        <w:rPr>
+          <w:rFonts w:ascii="Courier New" w:eastAsia="Times New Roman" w:hAnsi="Courier New" w:cs="Courier New"/>
+          <w:color w:val="000000"/>
+          <w:sz w:val="21"/>
+          <w:szCs w:val="21"/>
+          <w:lang w:eastAsia="vi-VN"/>
+        </w:rPr>
+      </w:pPr>
+      <w:r>
+        <w:rPr>
+          <w:rFonts w:ascii="Courier New" w:eastAsia="Times New Roman" w:hAnsi="Courier New" w:cs="Courier New"/>
+          <w:color w:val="0000FF"/>
+          <w:sz w:val="21"/>
+          <w:szCs w:val="21"/>
+          <w:lang w:eastAsia="vi-VN"/>
+        </w:rPr>
+        <w:t>!</w:t>
+      </w:r>
+      <w:r>
+        <w:rPr>
+          <w:rFonts w:ascii="Courier New" w:eastAsia="Times New Roman" w:hAnsi="Courier New" w:cs="Courier New"/>
+          <w:color w:val="000000"/>
+          <w:sz w:val="21"/>
+          <w:szCs w:val="21"/>
+          <w:lang w:eastAsia="vi-VN"/>
+        </w:rPr>
+        <w:t>pip install vnstock==</w:t>
+      </w:r>
+      <w:r>
+        <w:rPr>
+          <w:rFonts w:ascii="Courier New" w:eastAsia="Times New Roman" w:hAnsi="Courier New" w:cs="Courier New"/>
+          <w:color w:val="098658"/>
+          <w:sz w:val="21"/>
+          <w:szCs w:val="21"/>
+          <w:lang w:eastAsia="vi-VN"/>
+        </w:rPr>
+        <w:t>0.2.9.2</w:t>
+      </w:r>
+      <w:r>
+        <w:rPr>
+          <w:rFonts w:ascii="Courier New" w:eastAsia="Times New Roman" w:hAnsi="Courier New" w:cs="Courier New"/>
+          <w:color w:val="000000"/>
+          <w:sz w:val="21"/>
+          <w:szCs w:val="21"/>
+          <w:lang w:eastAsia="vi-VN"/>
+        </w:rPr>
+        <w:t xml:space="preserve"> yfinance scikit-learn</w:t>
+      </w:r>
+    </w:p>
+    <w:p>
+      <w:pPr>
+        <w:shd w:val="clear" w:color="auto" w:fill="FFFFFF"/>
+        <w:spacing w:after="0" w:line="285" w:lineRule="atLeast"/>
+        <w:rPr>
+          <w:rFonts w:ascii="Courier New" w:eastAsia="Times New Roman" w:hAnsi="Courier New" w:cs="Courier New"/>
+          <w:color w:val="000000"/>
+          <w:sz w:val="21"/>
+          <w:szCs w:val="21"/>
+          <w:lang w:eastAsia="vi-VN"/>
+        </w:rPr>
+      </w:pPr>
+    </w:p>
+    <w:p>
+      <w:pPr>
+        <w:shd w:val="clear" w:color="auto" w:fill="FFFFFF"/>
+        <w:spacing w:after="0" w:line="285" w:lineRule="atLeast"/>
+        <w:rPr>
+          <w:rFonts w:ascii="Courier New" w:eastAsia="Times New Roman" w:hAnsi="Courier New" w:cs="Courier New"/>
+          <w:color w:val="000000"/>
+          <w:sz w:val="21"/>
+          <w:szCs w:val="21"/>
+          <w:lang w:eastAsia="vi-VN"/>
+        </w:rPr>
+      </w:pPr>
+      <w:r>
+        <w:rPr>
+          <w:rFonts w:ascii="Courier New" w:eastAsia="Times New Roman" w:hAnsi="Courier New" w:cs="Courier New"/>
+          <w:color w:val="9723B4"/>
+          <w:sz w:val="21"/>
+          <w:szCs w:val="21"/>
+          <w:lang w:eastAsia="vi-VN"/>
+        </w:rPr>
+        <w:t>import</w:t>
+      </w:r>
+      <w:r>
+        <w:rPr>
+          <w:rFonts w:ascii="Courier New" w:eastAsia="Times New Roman" w:hAnsi="Courier New" w:cs="Courier New"/>
+          <w:color w:val="000000"/>
+          <w:sz w:val="21"/>
+          <w:szCs w:val="21"/>
+          <w:lang w:eastAsia="vi-VN"/>
+        </w:rPr>
+        <w:t xml:space="preserve"> pandas </w:t>
+      </w:r>
+      <w:r>
+        <w:rPr>
+          <w:rFonts w:ascii="Courier New" w:eastAsia="Times New Roman" w:hAnsi="Courier New" w:cs="Courier New"/>
+          <w:color w:val="9723B4"/>
+          <w:sz w:val="21"/>
+          <w:szCs w:val="21"/>
+          <w:lang w:eastAsia="vi-VN"/>
+        </w:rPr>
+        <w:t>as</w:t>
+      </w:r>
+      <w:r>
+        <w:rPr>
+          <w:rFonts w:ascii="Courier New" w:eastAsia="Times New Roman" w:hAnsi="Courier New" w:cs="Courier New"/>
+          <w:color w:val="000000"/>
+          <w:sz w:val="21"/>
+          <w:szCs w:val="21"/>
+          <w:lang w:eastAsia="vi-VN"/>
+        </w:rPr>
+        <w:t xml:space="preserve"> pd</w:t>
+      </w:r>
+    </w:p>
+    <w:p>
+      <w:pPr>
+        <w:shd w:val="clear" w:color="auto" w:fill="FFFFFF"/>
+        <w:spacing w:after="0" w:line="285" w:lineRule="atLeast"/>
+        <w:rPr>
+          <w:rFonts w:ascii="Courier New" w:eastAsia="Times New Roman" w:hAnsi="Courier New" w:cs="Courier New"/>
+          <w:color w:val="000000"/>
+          <w:sz w:val="21"/>
+          <w:szCs w:val="21"/>
+          <w:lang w:eastAsia="vi-VN"/>
+        </w:rPr>
+      </w:pPr>
+      <w:r>
+        <w:rPr>
+          <w:rFonts w:ascii="Courier New" w:eastAsia="Times New Roman" w:hAnsi="Courier New" w:cs="Courier New"/>
+          <w:color w:val="9723B4"/>
+          <w:sz w:val="21"/>
+          <w:szCs w:val="21"/>
+          <w:lang w:eastAsia="vi-VN"/>
+        </w:rPr>
+        <w:t>import</w:t>
+      </w:r>
+      <w:r>
+        <w:rPr>
+          <w:rFonts w:ascii="Courier New" w:eastAsia="Times New Roman" w:hAnsi="Courier New" w:cs="Courier New"/>
+          <w:color w:val="000000"/>
+          <w:sz w:val="21"/>
+          <w:szCs w:val="21"/>
+          <w:lang w:eastAsia="vi-VN"/>
+        </w:rPr>
+        <w:t xml:space="preserve"> numpy </w:t>
+      </w:r>
+      <w:r>
+        <w:rPr>
+          <w:rFonts w:ascii="Courier New" w:eastAsia="Times New Roman" w:hAnsi="Courier New" w:cs="Courier New"/>
+          <w:color w:val="9723B4"/>
+          <w:sz w:val="21"/>
+          <w:szCs w:val="21"/>
+          <w:lang w:eastAsia="vi-VN"/>
+        </w:rPr>
+        <w:t>as</w:t>
+      </w:r>
+      <w:r>
+        <w:rPr>
+          <w:rFonts w:ascii="Courier New" w:eastAsia="Times New Roman" w:hAnsi="Courier New" w:cs="Courier New"/>
+          <w:color w:val="000000"/>
+          <w:sz w:val="21"/>
+          <w:szCs w:val="21"/>
+          <w:lang w:eastAsia="vi-VN"/>
+        </w:rPr>
+        <w:t xml:space="preserve"> np</w:t>
+      </w:r>
+    </w:p>
+    <w:p>
+      <w:pPr>
+        <w:shd w:val="clear" w:color="auto" w:fill="FFFFFF"/>
+        <w:spacing w:after="0" w:line="285" w:lineRule="atLeast"/>
+        <w:rPr>
+          <w:rFonts w:ascii="Courier New" w:eastAsia="Times New Roman" w:hAnsi="Courier New" w:cs="Courier New"/>
+          <w:color w:val="000000"/>
+          <w:sz w:val="21"/>
+          <w:szCs w:val="21"/>
+          <w:lang w:eastAsia="vi-VN"/>
+        </w:rPr>
+      </w:pPr>
+      <w:r>
+        <w:rPr>
+          <w:rFonts w:ascii="Courier New" w:eastAsia="Times New Roman" w:hAnsi="Courier New" w:cs="Courier New"/>
+          <w:color w:val="9723B4"/>
+          <w:sz w:val="21"/>
+          <w:szCs w:val="21"/>
+          <w:lang w:eastAsia="vi-VN"/>
+        </w:rPr>
+        <w:t>import</w:t>
+      </w:r>
+      <w:r>
+        <w:rPr>
+          <w:rFonts w:ascii="Courier New" w:eastAsia="Times New Roman" w:hAnsi="Courier New" w:cs="Courier New"/>
+          <w:color w:val="000000"/>
+          <w:sz w:val="21"/>
+          <w:szCs w:val="21"/>
+          <w:lang w:eastAsia="vi-VN"/>
+        </w:rPr>
+        <w:t xml:space="preserve"> yfinance </w:t>
+      </w:r>
+      <w:r>
+        <w:rPr>
+          <w:rFonts w:ascii="Courier New" w:eastAsia="Times New Roman" w:hAnsi="Courier New" w:cs="Courier New"/>
+          <w:color w:val="9723B4"/>
+          <w:sz w:val="21"/>
+          <w:szCs w:val="21"/>
+          <w:lang w:eastAsia="vi-VN"/>
+        </w:rPr>
+        <w:t>as</w:t>
+      </w:r>
+      <w:r>
+        <w:rPr>
+          <w:rFonts w:ascii="Courier New" w:eastAsia="Times New Roman" w:hAnsi="Courier New" w:cs="Courier New"/>
+          <w:color w:val="000000"/>
+          <w:sz w:val="21"/>
+          <w:szCs w:val="21"/>
+          <w:lang w:eastAsia="vi-VN"/>
+        </w:rPr>
+        <w:t xml:space="preserve"> yf</w:t>
+      </w:r>
+    </w:p>
+    <w:p>
+      <w:pPr>
+        <w:shd w:val="clear" w:color="auto" w:fill="FFFFFF"/>
+        <w:spacing w:after="0" w:line="285" w:lineRule="atLeast"/>
+        <w:rPr>
+          <w:rFonts w:ascii="Courier New" w:eastAsia="Times New Roman" w:hAnsi="Courier New" w:cs="Courier New"/>
+          <w:color w:val="000000"/>
+          <w:sz w:val="21"/>
+          <w:szCs w:val="21"/>
+          <w:lang w:eastAsia="vi-VN"/>
+        </w:rPr>
+      </w:pPr>
+      <w:r>
+        <w:rPr>
+          <w:rFonts w:ascii="Courier New" w:eastAsia="Times New Roman" w:hAnsi="Courier New" w:cs="Courier New"/>
+          <w:color w:val="9723B4"/>
+          <w:sz w:val="21"/>
+          <w:szCs w:val="21"/>
+          <w:lang w:eastAsia="vi-VN"/>
+        </w:rPr>
+        <w:t>from</w:t>
+      </w:r>
+      <w:r>
+        <w:rPr>
+          <w:rFonts w:ascii="Courier New" w:eastAsia="Times New Roman" w:hAnsi="Courier New" w:cs="Courier New"/>
+          <w:color w:val="000000"/>
+          <w:sz w:val="21"/>
+          <w:szCs w:val="21"/>
+          <w:lang w:eastAsia="vi-VN"/>
+        </w:rPr>
+        <w:t xml:space="preserve"> vnstock </w:t>
+      </w:r>
+      <w:r>
+        <w:rPr>
+          <w:rFonts w:ascii="Courier New" w:eastAsia="Times New Roman" w:hAnsi="Courier New" w:cs="Courier New"/>
+          <w:color w:val="9723B4"/>
+          <w:sz w:val="21"/>
+          <w:szCs w:val="21"/>
+          <w:lang w:eastAsia="vi-VN"/>
+        </w:rPr>
+        <w:t>import</w:t>
+      </w:r>
+      <w:r>
+        <w:rPr>
+          <w:rFonts w:ascii="Courier New" w:eastAsia="Times New Roman" w:hAnsi="Courier New" w:cs="Courier New"/>
+          <w:color w:val="000000"/>
+          <w:sz w:val="21"/>
+          <w:szCs w:val="21"/>
+          <w:lang w:eastAsia="vi-VN"/>
+        </w:rPr>
+        <w:t xml:space="preserve"> stock_historical_data</w:t>
+      </w:r>
+    </w:p>
+    <w:p>
+      <w:pPr>
+        <w:shd w:val="clear" w:color="auto" w:fill="FFFFFF"/>
+        <w:spacing w:after="0" w:line="285" w:lineRule="atLeast"/>
+        <w:rPr>
+          <w:rFonts w:ascii="Courier New" w:eastAsia="Times New Roman" w:hAnsi="Courier New" w:cs="Courier New"/>
+          <w:color w:val="000000"/>
+          <w:sz w:val="21"/>
+          <w:szCs w:val="21"/>
+          <w:lang w:eastAsia="vi-VN"/>
+        </w:rPr>
+      </w:pPr>
+      <w:r>
+        <w:rPr>
+          <w:rFonts w:ascii="Courier New" w:eastAsia="Times New Roman" w:hAnsi="Courier New" w:cs="Courier New"/>
+          <w:color w:val="9723B4"/>
+          <w:sz w:val="21"/>
+          <w:szCs w:val="21"/>
+          <w:lang w:eastAsia="vi-VN"/>
+        </w:rPr>
+        <w:t>from</w:t>
+      </w:r>
+      <w:r>
+        <w:rPr>
+          <w:rFonts w:ascii="Courier New" w:eastAsia="Times New Roman" w:hAnsi="Courier New" w:cs="Courier New"/>
+          <w:color w:val="000000"/>
+          <w:sz w:val="21"/>
+          <w:szCs w:val="21"/>
+          <w:lang w:eastAsia="vi-VN"/>
+        </w:rPr>
+        <w:t xml:space="preserve"> sklearn.preprocessing </w:t>
+      </w:r>
+      <w:r>
+        <w:rPr>
+          <w:rFonts w:ascii="Courier New" w:eastAsia="Times New Roman" w:hAnsi="Courier New" w:cs="Courier New"/>
+          <w:color w:val="9723B4"/>
+          <w:sz w:val="21"/>
+          <w:szCs w:val="21"/>
+          <w:lang w:eastAsia="vi-VN"/>
+        </w:rPr>
+        <w:t>import</w:t>
+      </w:r>
+      <w:r>
+        <w:rPr>
+          <w:rFonts w:ascii="Courier New" w:eastAsia="Times New Roman" w:hAnsi="Courier New" w:cs="Courier New"/>
+          <w:color w:val="000000"/>
+          <w:sz w:val="21"/>
+          <w:szCs w:val="21"/>
+          <w:lang w:eastAsia="vi-VN"/>
+        </w:rPr>
+        <w:t xml:space="preserve"> MinMaxScaler</w:t>
+      </w:r>
+    </w:p>
+    <w:p>
+      <w:pPr>
+        <w:shd w:val="clear" w:color="auto" w:fill="FFFFFF"/>
+        <w:spacing w:after="0" w:line="285" w:lineRule="atLeast"/>
+        <w:rPr>
+          <w:rFonts w:ascii="Courier New" w:eastAsia="Times New Roman" w:hAnsi="Courier New" w:cs="Courier New"/>
+          <w:color w:val="000000"/>
+          <w:sz w:val="21"/>
+          <w:szCs w:val="21"/>
+          <w:lang w:eastAsia="vi-VN"/>
+        </w:rPr>
+      </w:pPr>
+      <w:r>
+        <w:rPr>
+          <w:rFonts w:ascii="Courier New" w:eastAsia="Times New Roman" w:hAnsi="Courier New" w:cs="Courier New"/>
+          <w:color w:val="9723B4"/>
+          <w:sz w:val="21"/>
+          <w:szCs w:val="21"/>
+          <w:lang w:eastAsia="vi-VN"/>
+        </w:rPr>
+        <w:t>from</w:t>
+      </w:r>
+      <w:r>
+        <w:rPr>
+          <w:rFonts w:ascii="Courier New" w:eastAsia="Times New Roman" w:hAnsi="Courier New" w:cs="Courier New"/>
+          <w:color w:val="000000"/>
+          <w:sz w:val="21"/>
+          <w:szCs w:val="21"/>
+          <w:lang w:eastAsia="vi-VN"/>
+        </w:rPr>
+        <w:t xml:space="preserve"> keras.models </w:t>
+      </w:r>
+      <w:r>
+        <w:rPr>
+          <w:rFonts w:ascii="Courier New" w:eastAsia="Times New Roman" w:hAnsi="Courier New" w:cs="Courier New"/>
+          <w:color w:val="9723B4"/>
+          <w:sz w:val="21"/>
+          <w:szCs w:val="21"/>
+          <w:lang w:eastAsia="vi-VN"/>
+        </w:rPr>
+        <w:t>import</w:t>
+      </w:r>
+      <w:r>
+        <w:rPr>
+          <w:rFonts w:ascii="Courier New" w:eastAsia="Times New Roman" w:hAnsi="Courier New" w:cs="Courier New"/>
+          <w:color w:val="000000"/>
+          <w:sz w:val="21"/>
+          <w:szCs w:val="21"/>
+          <w:lang w:eastAsia="vi-VN"/>
+        </w:rPr>
+        <w:t xml:space="preserve"> Sequential</w:t>
+      </w:r>
+    </w:p>
+    <w:p>
+      <w:pPr>
+        <w:shd w:val="clear" w:color="auto" w:fill="FFFFFF"/>
+        <w:spacing w:after="0" w:line="285" w:lineRule="atLeast"/>
+        <w:rPr>
+          <w:rFonts w:ascii="Courier New" w:eastAsia="Times New Roman" w:hAnsi="Courier New" w:cs="Courier New"/>
+          <w:color w:val="000000"/>
+          <w:sz w:val="21"/>
+          <w:szCs w:val="21"/>
+          <w:lang w:eastAsia="vi-VN"/>
+        </w:rPr>
+      </w:pPr>
+      <w:r>
+        <w:rPr>
+          <w:rFonts w:ascii="Courier New" w:eastAsia="Times New Roman" w:hAnsi="Courier New" w:cs="Courier New"/>
+          <w:color w:val="9723B4"/>
+          <w:sz w:val="21"/>
+          <w:szCs w:val="21"/>
+          <w:lang w:eastAsia="vi-VN"/>
+        </w:rPr>
+        <w:t>from</w:t>
+      </w:r>
+      <w:r>
+        <w:rPr>
+          <w:rFonts w:ascii="Courier New" w:eastAsia="Times New Roman" w:hAnsi="Courier New" w:cs="Courier New"/>
+          <w:color w:val="000000"/>
+          <w:sz w:val="21"/>
+          <w:szCs w:val="21"/>
+          <w:lang w:eastAsia="vi-VN"/>
+        </w:rPr>
+        <w:t xml:space="preserve"> keras.layers </w:t>
+      </w:r>
+      <w:r>
+        <w:rPr>
+          <w:rFonts w:ascii="Courier New" w:eastAsia="Times New Roman" w:hAnsi="Courier New" w:cs="Courier New"/>
+          <w:color w:val="9723B4"/>
+          <w:sz w:val="21"/>
+          <w:szCs w:val="21"/>
+          <w:lang w:eastAsia="vi-VN"/>
+        </w:rPr>
+        <w:t>import</w:t>
+      </w:r>
+      <w:r>
+        <w:rPr>
+          <w:rFonts w:ascii="Courier New" w:eastAsia="Times New Roman" w:hAnsi="Courier New" w:cs="Courier New"/>
+          <w:color w:val="000000"/>
+          <w:sz w:val="21"/>
+          <w:szCs w:val="21"/>
+          <w:lang w:eastAsia="vi-VN"/>
+        </w:rPr>
+        <w:t xml:space="preserve"> LSTM, Dense, Dropout</w:t>
+      </w:r>
+    </w:p>
+    <w:p>
+      <w:pPr>
+        <w:shd w:val="clear" w:color="auto" w:fill="FFFFFF"/>
+        <w:spacing w:after="0" w:line="285" w:lineRule="atLeast"/>
+        <w:rPr>
+          <w:rFonts w:ascii="Courier New" w:eastAsia="Times New Roman" w:hAnsi="Courier New" w:cs="Courier New"/>
+          <w:color w:val="000000"/>
+          <w:sz w:val="21"/>
+          <w:szCs w:val="21"/>
+          <w:lang w:eastAsia="vi-VN"/>
+        </w:rPr>
+      </w:pPr>
+      <w:r>
+        <w:rPr>
+          <w:rFonts w:ascii="Courier New" w:eastAsia="Times New Roman" w:hAnsi="Courier New" w:cs="Courier New"/>
+          <w:color w:val="9723B4"/>
+          <w:sz w:val="21"/>
+          <w:szCs w:val="21"/>
+          <w:lang w:eastAsia="vi-VN"/>
+        </w:rPr>
+        <w:t>import</w:t>
+      </w:r>
+      <w:r>
+        <w:rPr>
+          <w:rFonts w:ascii="Courier New" w:eastAsia="Times New Roman" w:hAnsi="Courier New" w:cs="Courier New"/>
+          <w:color w:val="000000"/>
+          <w:sz w:val="21"/>
+          <w:szCs w:val="21"/>
+          <w:lang w:eastAsia="vi-VN"/>
+        </w:rPr>
+        <w:t xml:space="preserve"> joblib</w:t>
+      </w:r>
+    </w:p>
+    <w:p>
+      <w:pPr>
+        <w:shd w:val="clear" w:color="auto" w:fill="FFFFFF"/>
+        <w:spacing w:after="0" w:line="285" w:lineRule="atLeast"/>
+        <w:rPr>
+          <w:rFonts w:ascii="Courier New" w:eastAsia="Times New Roman" w:hAnsi="Courier New" w:cs="Courier New"/>
+          <w:color w:val="000000"/>
+          <w:sz w:val="21"/>
+          <w:szCs w:val="21"/>
+          <w:lang w:eastAsia="vi-VN"/>
+        </w:rPr>
+      </w:pPr>
+    </w:p>
+    <w:p>
+      <w:pPr>
+        <w:shd w:val="clear" w:color="auto" w:fill="FFFFFF"/>
+        <w:spacing w:after="0" w:line="285" w:lineRule="atLeast"/>
+        <w:rPr>
+          <w:rFonts w:ascii="Courier New" w:eastAsia="Times New Roman" w:hAnsi="Courier New" w:cs="Courier New"/>
+          <w:color w:val="000000"/>
+          <w:sz w:val="21"/>
+          <w:szCs w:val="21"/>
+          <w:lang w:eastAsia="vi-VN"/>
+        </w:rPr>
+      </w:pPr>
+      <w:r>
+        <w:rPr>
+          <w:rFonts w:ascii="Courier New" w:eastAsia="Times New Roman" w:hAnsi="Courier New" w:cs="Courier New"/>
+          <w:color w:val="008000"/>
+          <w:sz w:val="21"/>
+          <w:szCs w:val="21"/>
+          <w:lang w:eastAsia="vi-VN"/>
+        </w:rPr>
+        <w:t># --- THÔNG SỐ CƠ BẢN ---</w:t>
+      </w:r>
+    </w:p>
+    <w:p>
+      <w:pPr>
+        <w:shd w:val="clear" w:color="auto" w:fill="FFFFFF"/>
+        <w:spacing w:after="0" w:line="285" w:lineRule="atLeast"/>
+        <w:rPr>
+          <w:rFonts w:ascii="Courier New" w:eastAsia="Times New Roman" w:hAnsi="Courier New" w:cs="Courier New"/>
+          <w:color w:val="000000"/>
+          <w:sz w:val="21"/>
+          <w:szCs w:val="21"/>
+          <w:lang w:eastAsia="vi-VN"/>
+        </w:rPr>
+      </w:pPr>
+      <w:r>
+        <w:rPr>
+          <w:rFonts w:ascii="Courier New" w:eastAsia="Times New Roman" w:hAnsi="Courier New" w:cs="Courier New"/>
+          <w:color w:val="000000"/>
+          <w:sz w:val="21"/>
+          <w:szCs w:val="21"/>
+          <w:lang w:eastAsia="vi-VN"/>
+        </w:rPr>
+        <w:t xml:space="preserve">TIME_STEPS = </w:t>
+      </w:r>
+      <w:r>
+        <w:rPr>
+          <w:rFonts w:ascii="Courier New" w:eastAsia="Times New Roman" w:hAnsi="Courier New" w:cs="Courier New"/>
+          <w:color w:val="116644"/>
+          <w:sz w:val="21"/>
+          <w:szCs w:val="21"/>
+          <w:lang w:eastAsia="vi-VN"/>
+        </w:rPr>
+        <w:t>60</w:t>
+      </w:r>
+    </w:p>
+    <w:p>
+      <w:pPr>
+        <w:shd w:val="clear" w:color="auto" w:fill="FFFFFF"/>
+        <w:spacing w:after="0" w:line="285" w:lineRule="atLeast"/>
+        <w:rPr>
+          <w:rFonts w:ascii="Courier New" w:eastAsia="Times New Roman" w:hAnsi="Courier New" w:cs="Courier New"/>
+          <w:color w:val="000000"/>
+          <w:sz w:val="21"/>
+          <w:szCs w:val="21"/>
+          <w:lang w:eastAsia="vi-VN"/>
+        </w:rPr>
+      </w:pPr>
+      <w:r>
+        <w:rPr>
+          <w:rFonts w:ascii="Courier New" w:eastAsia="Times New Roman" w:hAnsi="Courier New" w:cs="Courier New"/>
+          <w:color w:val="000000"/>
+          <w:sz w:val="21"/>
+          <w:szCs w:val="21"/>
+          <w:lang w:eastAsia="vi-VN"/>
+        </w:rPr>
+        <w:t>FEATURES = [</w:t>
+      </w:r>
+      <w:r>
+        <w:rPr>
+          <w:rFonts w:ascii="Courier New" w:eastAsia="Times New Roman" w:hAnsi="Courier New" w:cs="Courier New"/>
+          <w:color w:val="A31515"/>
+          <w:sz w:val="21"/>
+          <w:szCs w:val="21"/>
+          <w:lang w:eastAsia="vi-VN"/>
+        </w:rPr>
+        <w:t>'Open_VN'</w:t>
+      </w:r>
+      <w:r>
+        <w:rPr>
+          <w:rFonts w:ascii="Courier New" w:eastAsia="Times New Roman" w:hAnsi="Courier New" w:cs="Courier New"/>
+          <w:color w:val="000000"/>
+          <w:sz w:val="21"/>
+          <w:szCs w:val="21"/>
+          <w:lang w:eastAsia="vi-VN"/>
+        </w:rPr>
+        <w:t xml:space="preserve">, </w:t>
+      </w:r>
+      <w:r>
+        <w:rPr>
+          <w:rFonts w:ascii="Courier New" w:eastAsia="Times New Roman" w:hAnsi="Courier New" w:cs="Courier New"/>
+          <w:color w:val="A31515"/>
+          <w:sz w:val="21"/>
+          <w:szCs w:val="21"/>
+          <w:lang w:eastAsia="vi-VN"/>
+        </w:rPr>
+        <w:t>'High_VN'</w:t>
+      </w:r>
+      <w:r>
+        <w:rPr>
+          <w:rFonts w:ascii="Courier New" w:eastAsia="Times New Roman" w:hAnsi="Courier New" w:cs="Courier New"/>
+          <w:color w:val="000000"/>
+          <w:sz w:val="21"/>
+          <w:szCs w:val="21"/>
+          <w:lang w:eastAsia="vi-VN"/>
+        </w:rPr>
+        <w:t xml:space="preserve">, </w:t>
+      </w:r>
+      <w:r>
+        <w:rPr>
+          <w:rFonts w:ascii="Courier New" w:eastAsia="Times New Roman" w:hAnsi="Courier New" w:cs="Courier New"/>
+          <w:color w:val="A31515"/>
+          <w:sz w:val="21"/>
+          <w:szCs w:val="21"/>
+          <w:lang w:eastAsia="vi-VN"/>
+        </w:rPr>
+        <w:t>'Low_VN'</w:t>
+      </w:r>
+      <w:r>
+        <w:rPr>
+          <w:rFonts w:ascii="Courier New" w:eastAsia="Times New Roman" w:hAnsi="Courier New" w:cs="Courier New"/>
+          <w:color w:val="000000"/>
+          <w:sz w:val="21"/>
+          <w:szCs w:val="21"/>
+          <w:lang w:eastAsia="vi-VN"/>
+        </w:rPr>
+        <w:t xml:space="preserve">, </w:t>
+      </w:r>
+      <w:r>
+        <w:rPr>
+          <w:rFonts w:ascii="Courier New" w:eastAsia="Times New Roman" w:hAnsi="Courier New" w:cs="Courier New"/>
+          <w:color w:val="A31515"/>
+          <w:sz w:val="21"/>
+          <w:szCs w:val="21"/>
+          <w:lang w:eastAsia="vi-VN"/>
+        </w:rPr>
+        <w:t>'Close_VN'</w:t>
+      </w:r>
+      <w:r>
+        <w:rPr>
+          <w:rFonts w:ascii="Courier New" w:eastAsia="Times New Roman" w:hAnsi="Courier New" w:cs="Courier New"/>
+          <w:color w:val="000000"/>
+          <w:sz w:val="21"/>
+          <w:szCs w:val="21"/>
+          <w:lang w:eastAsia="vi-VN"/>
+        </w:rPr>
+        <w:t xml:space="preserve">, </w:t>
+      </w:r>
+      <w:r>
+        <w:rPr>
+          <w:rFonts w:ascii="Courier New" w:eastAsia="Times New Roman" w:hAnsi="Courier New" w:cs="Courier New"/>
+          <w:color w:val="A31515"/>
+          <w:sz w:val="21"/>
+          <w:szCs w:val="21"/>
+          <w:lang w:eastAsia="vi-VN"/>
+        </w:rPr>
+        <w:t>'Volume_VN'</w:t>
+      </w:r>
+      <w:r>
+        <w:rPr>
+          <w:rFonts w:ascii="Courier New" w:eastAsia="Times New Roman" w:hAnsi="Courier New" w:cs="Courier New"/>
+          <w:color w:val="000000"/>
+          <w:sz w:val="21"/>
+          <w:szCs w:val="21"/>
+          <w:lang w:eastAsia="vi-VN"/>
+        </w:rPr>
+        <w:t xml:space="preserve">, </w:t>
+      </w:r>
+      <w:r>
+        <w:rPr>
+          <w:rFonts w:ascii="Courier New" w:eastAsia="Times New Roman" w:hAnsi="Courier New" w:cs="Courier New"/>
+          <w:color w:val="A31515"/>
+          <w:sz w:val="21"/>
+          <w:szCs w:val="21"/>
+          <w:lang w:eastAsia="vi-VN"/>
+        </w:rPr>
+        <w:t>'Close_US'</w:t>
+      </w:r>
+      <w:r>
+        <w:rPr>
+          <w:rFonts w:ascii="Courier New" w:eastAsia="Times New Roman" w:hAnsi="Courier New" w:cs="Courier New"/>
+          <w:color w:val="000000"/>
+          <w:sz w:val="21"/>
+          <w:szCs w:val="21"/>
+          <w:lang w:eastAsia="vi-VN"/>
+        </w:rPr>
+        <w:t>]</w:t>
+      </w:r>
+    </w:p>
+    <w:p>
+      <w:pPr>
+        <w:shd w:val="clear" w:color="auto" w:fill="FFFFFF"/>
+        <w:spacing w:after="0" w:line="285" w:lineRule="atLeast"/>
+        <w:rPr>
+          <w:rFonts w:ascii="Courier New" w:eastAsia="Times New Roman" w:hAnsi="Courier New" w:cs="Courier New"/>
+          <w:color w:val="000000"/>
+          <w:sz w:val="21"/>
+          <w:szCs w:val="21"/>
+          <w:lang w:eastAsia="vi-VN"/>
+        </w:rPr>
+      </w:pPr>
+      <w:r>
+        <w:rPr>
+          <w:rFonts w:ascii="Courier New" w:eastAsia="Times New Roman" w:hAnsi="Courier New" w:cs="Courier New"/>
+          <w:color w:val="000000"/>
+          <w:sz w:val="21"/>
+          <w:szCs w:val="21"/>
+          <w:lang w:eastAsia="vi-VN"/>
+        </w:rPr>
+        <w:t xml:space="preserve">TARGET_INDEX = </w:t>
+      </w:r>
+      <w:r>
+        <w:rPr>
+          <w:rFonts w:ascii="Courier New" w:eastAsia="Times New Roman" w:hAnsi="Courier New" w:cs="Courier New"/>
+          <w:color w:val="116644"/>
+          <w:sz w:val="21"/>
+          <w:szCs w:val="21"/>
+          <w:lang w:eastAsia="vi-VN"/>
+        </w:rPr>
+        <w:t>3</w:t>
+      </w:r>
+      <w:r>
+        <w:rPr>
+          <w:rFonts w:ascii="Courier New" w:eastAsia="Times New Roman" w:hAnsi="Courier New" w:cs="Courier New"/>
+          <w:color w:val="000000"/>
+          <w:sz w:val="21"/>
+          <w:szCs w:val="21"/>
+          <w:lang w:eastAsia="vi-VN"/>
+        </w:rPr>
+        <w:t xml:space="preserve"> </w:t>
+      </w:r>
+      <w:r>
+        <w:rPr>
+          <w:rFonts w:ascii="Courier New" w:eastAsia="Times New Roman" w:hAnsi="Courier New" w:cs="Courier New"/>
+          <w:color w:val="008000"/>
+          <w:sz w:val="21"/>
+          <w:szCs w:val="21"/>
+          <w:lang w:eastAsia="vi-VN"/>
+        </w:rPr>
+        <w:t># Vị trí cột 'Close_VN' (Bắt đầu đếm từ 0)</w:t>
+      </w:r>
+    </w:p>
+    <w:p>
+      <w:pPr>
+        <w:shd w:val="clear" w:color="auto" w:fill="FFFFFF"/>
+        <w:spacing w:after="0" w:line="285" w:lineRule="atLeast"/>
+        <w:rPr>
+          <w:rFonts w:ascii="Courier New" w:eastAsia="Times New Roman" w:hAnsi="Courier New" w:cs="Courier New"/>
+          <w:color w:val="000000"/>
+          <w:sz w:val="21"/>
+          <w:szCs w:val="21"/>
+          <w:lang w:eastAsia="vi-VN"/>
+        </w:rPr>
+      </w:pPr>
+    </w:p>
+    <w:p>
+      <w:pPr>
+        <w:shd w:val="clear" w:color="auto" w:fill="FFFFFF"/>
+        <w:spacing w:after="0" w:line="285" w:lineRule="atLeast"/>
+        <w:rPr>
+          <w:rFonts w:ascii="Courier New" w:eastAsia="Times New Roman" w:hAnsi="Courier New" w:cs="Courier New"/>
+          <w:color w:val="000000"/>
+          <w:sz w:val="21"/>
+          <w:szCs w:val="21"/>
+          <w:lang w:eastAsia="vi-VN"/>
+        </w:rPr>
+      </w:pPr>
+      <w:r>
+        <w:rPr>
+          <w:rFonts w:ascii="Courier New" w:eastAsia="Times New Roman" w:hAnsi="Courier New" w:cs="Courier New"/>
+          <w:color w:val="6A5221"/>
+          <w:sz w:val="21"/>
+          <w:szCs w:val="21"/>
+          <w:lang w:eastAsia="vi-VN"/>
+        </w:rPr>
+        <w:t>print</w:t>
+      </w:r>
+      <w:r>
+        <w:rPr>
+          <w:rFonts w:ascii="Courier New" w:eastAsia="Times New Roman" w:hAnsi="Courier New" w:cs="Courier New"/>
+          <w:color w:val="000000"/>
+          <w:sz w:val="21"/>
+          <w:szCs w:val="21"/>
+          <w:lang w:eastAsia="vi-VN"/>
+        </w:rPr>
+        <w:t>(</w:t>
+      </w:r>
+      <w:r>
+        <w:rPr>
+          <w:rFonts w:ascii="Courier New" w:eastAsia="Times New Roman" w:hAnsi="Courier New" w:cs="Courier New"/>
+          <w:color w:val="A31515"/>
+          <w:sz w:val="21"/>
+          <w:szCs w:val="21"/>
+          <w:lang w:eastAsia="vi-VN"/>
+        </w:rPr>
+        <w:t>"--- BƯỚC 1: TẢI DỮ LIỆU LỊCH SỬ (2019 - 2024) ---"</w:t>
+      </w:r>
+      <w:r>
+        <w:rPr>
+          <w:rFonts w:ascii="Courier New" w:eastAsia="Times New Roman" w:hAnsi="Courier New" w:cs="Courier New"/>
+          <w:color w:val="000000"/>
+          <w:sz w:val="21"/>
+          <w:szCs w:val="21"/>
+          <w:lang w:eastAsia="vi-VN"/>
+        </w:rPr>
+        <w:t>)</w:t>
+      </w:r>
+    </w:p>
+    <w:p>
+      <w:pPr>
+        <w:shd w:val="clear" w:color="auto" w:fill="FFFFFF"/>
+        <w:spacing w:after="0" w:line="285" w:lineRule="atLeast"/>
+        <w:rPr>
+          <w:rFonts w:ascii="Courier New" w:eastAsia="Times New Roman" w:hAnsi="Courier New" w:cs="Courier New"/>
+          <w:color w:val="000000"/>
+          <w:sz w:val="21"/>
+          <w:szCs w:val="21"/>
+          <w:lang w:eastAsia="vi-VN"/>
+        </w:rPr>
+      </w:pPr>
+      <w:r>
+        <w:rPr>
+          <w:rFonts w:ascii="Courier New" w:eastAsia="Times New Roman" w:hAnsi="Courier New" w:cs="Courier New"/>
+          <w:color w:val="008000"/>
+          <w:sz w:val="21"/>
+          <w:szCs w:val="21"/>
+          <w:lang w:eastAsia="vi-VN"/>
+        </w:rPr>
+        <w:t># Lấy HPG</w:t>
+      </w:r>
+    </w:p>
+    <w:p>
+      <w:pPr>
+        <w:shd w:val="clear" w:color="auto" w:fill="FFFFFF"/>
+        <w:spacing w:after="0" w:line="285" w:lineRule="atLeast"/>
+        <w:rPr>
+          <w:rFonts w:ascii="Courier New" w:eastAsia="Times New Roman" w:hAnsi="Courier New" w:cs="Courier New"/>
+          <w:color w:val="000000"/>
+          <w:sz w:val="21"/>
+          <w:szCs w:val="21"/>
+          <w:lang w:eastAsia="vi-VN"/>
+        </w:rPr>
+      </w:pPr>
+      <w:r>
+        <w:rPr>
+          <w:rFonts w:ascii="Courier New" w:eastAsia="Times New Roman" w:hAnsi="Courier New" w:cs="Courier New"/>
+          <w:color w:val="000000"/>
+          <w:sz w:val="21"/>
+          <w:szCs w:val="21"/>
+          <w:lang w:eastAsia="vi-VN"/>
+        </w:rPr>
+        <w:t>df_vn = stock_historical_data(symbol=</w:t>
+      </w:r>
+      <w:r>
+        <w:rPr>
+          <w:rFonts w:ascii="Courier New" w:eastAsia="Times New Roman" w:hAnsi="Courier New" w:cs="Courier New"/>
+          <w:color w:val="A31515"/>
+          <w:sz w:val="21"/>
+          <w:szCs w:val="21"/>
+          <w:lang w:eastAsia="vi-VN"/>
+        </w:rPr>
+        <w:t>'HPG'</w:t>
+      </w:r>
+      <w:r>
+        <w:rPr>
+          <w:rFonts w:ascii="Courier New" w:eastAsia="Times New Roman" w:hAnsi="Courier New" w:cs="Courier New"/>
+          <w:color w:val="000000"/>
+          <w:sz w:val="21"/>
+          <w:szCs w:val="21"/>
+          <w:lang w:eastAsia="vi-VN"/>
+        </w:rPr>
+        <w:t>, start_date=</w:t>
+      </w:r>
+      <w:r>
+        <w:rPr>
+          <w:rFonts w:ascii="Courier New" w:eastAsia="Times New Roman" w:hAnsi="Courier New" w:cs="Courier New"/>
+          <w:color w:val="A31515"/>
+          <w:sz w:val="21"/>
+          <w:szCs w:val="21"/>
+          <w:lang w:eastAsia="vi-VN"/>
+        </w:rPr>
+        <w:t>'2019-01-01'</w:t>
+      </w:r>
+      <w:r>
+        <w:rPr>
+          <w:rFonts w:ascii="Courier New" w:eastAsia="Times New Roman" w:hAnsi="Courier New" w:cs="Courier New"/>
+          <w:color w:val="000000"/>
+          <w:sz w:val="21"/>
+          <w:szCs w:val="21"/>
+          <w:lang w:eastAsia="vi-VN"/>
+        </w:rPr>
+        <w:t>, end_date=</w:t>
+      </w:r>
+      <w:r>
+        <w:rPr>
+          <w:rFonts w:ascii="Courier New" w:eastAsia="Times New Roman" w:hAnsi="Courier New" w:cs="Courier New"/>
+          <w:color w:val="A31515"/>
+          <w:sz w:val="21"/>
+          <w:szCs w:val="21"/>
+          <w:lang w:eastAsia="vi-VN"/>
+        </w:rPr>
+        <w:t>'2024-01-01'</w:t>
+      </w:r>
+      <w:r>
+        <w:rPr>
+          <w:rFonts w:ascii="Courier New" w:eastAsia="Times New Roman" w:hAnsi="Courier New" w:cs="Courier New"/>
+          <w:color w:val="000000"/>
+          <w:sz w:val="21"/>
+          <w:szCs w:val="21"/>
+          <w:lang w:eastAsia="vi-VN"/>
+        </w:rPr>
+        <w:t>, resolution=</w:t>
+      </w:r>
+      <w:r>
+        <w:rPr>
+          <w:rFonts w:ascii="Courier New" w:eastAsia="Times New Roman" w:hAnsi="Courier New" w:cs="Courier New"/>
+          <w:color w:val="A31515"/>
+          <w:sz w:val="21"/>
+          <w:szCs w:val="21"/>
+          <w:lang w:eastAsia="vi-VN"/>
+        </w:rPr>
+        <w:t>'1D'</w:t>
+      </w:r>
+      <w:r>
+        <w:rPr>
+          <w:rFonts w:ascii="Courier New" w:eastAsia="Times New Roman" w:hAnsi="Courier New" w:cs="Courier New"/>
+          <w:color w:val="000000"/>
+          <w:sz w:val="21"/>
+          <w:szCs w:val="21"/>
+          <w:lang w:eastAsia="vi-VN"/>
+        </w:rPr>
+        <w:t xml:space="preserve">, </w:t>
+      </w:r>
+      <w:r>
+        <w:rPr>
+          <w:rFonts w:ascii="Courier New" w:eastAsia="Times New Roman" w:hAnsi="Courier New" w:cs="Courier New"/>
+          <w:color w:val="257693"/>
+          <w:sz w:val="21"/>
+          <w:szCs w:val="21"/>
+          <w:lang w:eastAsia="vi-VN"/>
+        </w:rPr>
+        <w:t>type</w:t>
+      </w:r>
+      <w:r>
+        <w:rPr>
+          <w:rFonts w:ascii="Courier New" w:eastAsia="Times New Roman" w:hAnsi="Courier New" w:cs="Courier New"/>
+          <w:color w:val="000000"/>
+          <w:sz w:val="21"/>
+          <w:szCs w:val="21"/>
+          <w:lang w:eastAsia="vi-VN"/>
+        </w:rPr>
+        <w:t>=</w:t>
+      </w:r>
+      <w:r>
+        <w:rPr>
+          <w:rFonts w:ascii="Courier New" w:eastAsia="Times New Roman" w:hAnsi="Courier New" w:cs="Courier New"/>
+          <w:color w:val="A31515"/>
+          <w:sz w:val="21"/>
+          <w:szCs w:val="21"/>
+          <w:lang w:eastAsia="vi-VN"/>
+        </w:rPr>
+        <w:t>'stock'</w:t>
+      </w:r>
+      <w:r>
+        <w:rPr>
+          <w:rFonts w:ascii="Courier New" w:eastAsia="Times New Roman" w:hAnsi="Courier New" w:cs="Courier New"/>
+          <w:color w:val="000000"/>
+          <w:sz w:val="21"/>
+          <w:szCs w:val="21"/>
+          <w:lang w:eastAsia="vi-VN"/>
+        </w:rPr>
+        <w:t>)</w:t>
+      </w:r>
+    </w:p>
+    <w:p>
+      <w:pPr>
+        <w:shd w:val="clear" w:color="auto" w:fill="FFFFFF"/>
+        <w:spacing w:after="0" w:line="285" w:lineRule="atLeast"/>
+        <w:rPr>
+          <w:rFonts w:ascii="Courier New" w:eastAsia="Times New Roman" w:hAnsi="Courier New" w:cs="Courier New"/>
+          <w:color w:val="000000"/>
+          <w:sz w:val="21"/>
+          <w:szCs w:val="21"/>
+          <w:lang w:eastAsia="vi-VN"/>
+        </w:rPr>
+      </w:pPr>
+      <w:r>
+        <w:rPr>
+          <w:rFonts w:ascii="Courier New" w:eastAsia="Times New Roman" w:hAnsi="Courier New" w:cs="Courier New"/>
+          <w:color w:val="000000"/>
+          <w:sz w:val="21"/>
+          <w:szCs w:val="21"/>
+          <w:lang w:eastAsia="vi-VN"/>
+        </w:rPr>
+        <w:t>df_vn = df_vn[[</w:t>
+      </w:r>
+      <w:r>
+        <w:rPr>
+          <w:rFonts w:ascii="Courier New" w:eastAsia="Times New Roman" w:hAnsi="Courier New" w:cs="Courier New"/>
+          <w:color w:val="A31515"/>
+          <w:sz w:val="21"/>
+          <w:szCs w:val="21"/>
+          <w:lang w:eastAsia="vi-VN"/>
+        </w:rPr>
+        <w:t>'time'</w:t>
+      </w:r>
+      <w:r>
+        <w:rPr>
+          <w:rFonts w:ascii="Courier New" w:eastAsia="Times New Roman" w:hAnsi="Courier New" w:cs="Courier New"/>
+          <w:color w:val="000000"/>
+          <w:sz w:val="21"/>
+          <w:szCs w:val="21"/>
+          <w:lang w:eastAsia="vi-VN"/>
+        </w:rPr>
+        <w:t xml:space="preserve">, </w:t>
+      </w:r>
+      <w:r>
+        <w:rPr>
+          <w:rFonts w:ascii="Courier New" w:eastAsia="Times New Roman" w:hAnsi="Courier New" w:cs="Courier New"/>
+          <w:color w:val="A31515"/>
+          <w:sz w:val="21"/>
+          <w:szCs w:val="21"/>
+          <w:lang w:eastAsia="vi-VN"/>
+        </w:rPr>
+        <w:t>'open'</w:t>
+      </w:r>
+      <w:r>
+        <w:rPr>
+          <w:rFonts w:ascii="Courier New" w:eastAsia="Times New Roman" w:hAnsi="Courier New" w:cs="Courier New"/>
+          <w:color w:val="000000"/>
+          <w:sz w:val="21"/>
+          <w:szCs w:val="21"/>
+          <w:lang w:eastAsia="vi-VN"/>
+        </w:rPr>
+        <w:t xml:space="preserve">, </w:t>
+      </w:r>
+      <w:r>
+        <w:rPr>
+          <w:rFonts w:ascii="Courier New" w:eastAsia="Times New Roman" w:hAnsi="Courier New" w:cs="Courier New"/>
+          <w:color w:val="A31515"/>
+          <w:sz w:val="21"/>
+          <w:szCs w:val="21"/>
+          <w:lang w:eastAsia="vi-VN"/>
+        </w:rPr>
+        <w:t>'high'</w:t>
+      </w:r>
+      <w:r>
+        <w:rPr>
+          <w:rFonts w:ascii="Courier New" w:eastAsia="Times New Roman" w:hAnsi="Courier New" w:cs="Courier New"/>
+          <w:color w:val="000000"/>
+          <w:sz w:val="21"/>
+          <w:szCs w:val="21"/>
+          <w:lang w:eastAsia="vi-VN"/>
+        </w:rPr>
+        <w:t xml:space="preserve">, </w:t>
+      </w:r>
+      <w:r>
+        <w:rPr>
+          <w:rFonts w:ascii="Courier New" w:eastAsia="Times New Roman" w:hAnsi="Courier New" w:cs="Courier New"/>
+          <w:color w:val="A31515"/>
+          <w:sz w:val="21"/>
+          <w:szCs w:val="21"/>
+          <w:lang w:eastAsia="vi-VN"/>
+        </w:rPr>
+        <w:t>'low'</w:t>
+      </w:r>
+      <w:r>
+        <w:rPr>
+          <w:rFonts w:ascii="Courier New" w:eastAsia="Times New Roman" w:hAnsi="Courier New" w:cs="Courier New"/>
+          <w:color w:val="000000"/>
+          <w:sz w:val="21"/>
+          <w:szCs w:val="21"/>
+          <w:lang w:eastAsia="vi-VN"/>
+        </w:rPr>
+        <w:t xml:space="preserve">, </w:t>
+      </w:r>
+      <w:r>
+        <w:rPr>
+          <w:rFonts w:ascii="Courier New" w:eastAsia="Times New Roman" w:hAnsi="Courier New" w:cs="Courier New"/>
+          <w:color w:val="A31515"/>
+          <w:sz w:val="21"/>
+          <w:szCs w:val="21"/>
+          <w:lang w:eastAsia="vi-VN"/>
+        </w:rPr>
+        <w:t>'close'</w:t>
+      </w:r>
+      <w:r>
+        <w:rPr>
+          <w:rFonts w:ascii="Courier New" w:eastAsia="Times New Roman" w:hAnsi="Courier New" w:cs="Courier New"/>
+          <w:color w:val="000000"/>
+          <w:sz w:val="21"/>
+          <w:szCs w:val="21"/>
+          <w:lang w:eastAsia="vi-VN"/>
+        </w:rPr>
+        <w:t xml:space="preserve">, </w:t>
+      </w:r>
+      <w:r>
+        <w:rPr>
+          <w:rFonts w:ascii="Courier New" w:eastAsia="Times New Roman" w:hAnsi="Courier New" w:cs="Courier New"/>
+          <w:color w:val="A31515"/>
+          <w:sz w:val="21"/>
+          <w:szCs w:val="21"/>
+          <w:lang w:eastAsia="vi-VN"/>
+        </w:rPr>
+        <w:t>'volume'</w:t>
+      </w:r>
+      <w:r>
+        <w:rPr>
+          <w:rFonts w:ascii="Courier New" w:eastAsia="Times New Roman" w:hAnsi="Courier New" w:cs="Courier New"/>
+          <w:color w:val="000000"/>
+          <w:sz w:val="21"/>
+          <w:szCs w:val="21"/>
+          <w:lang w:eastAsia="vi-VN"/>
+        </w:rPr>
+        <w:t>]]</w:t>
+      </w:r>
+    </w:p>
+    <w:p>
+      <w:pPr>
+        <w:shd w:val="clear" w:color="auto" w:fill="FFFFFF"/>
+        <w:spacing w:after="0" w:line="285" w:lineRule="atLeast"/>
+        <w:rPr>
+          <w:rFonts w:ascii="Courier New" w:eastAsia="Times New Roman" w:hAnsi="Courier New" w:cs="Courier New"/>
+          <w:color w:val="000000"/>
+          <w:sz w:val="21"/>
+          <w:szCs w:val="21"/>
+          <w:lang w:eastAsia="vi-VN"/>
+        </w:rPr>
+      </w:pPr>
+      <w:r>
+        <w:rPr>
+          <w:rFonts w:ascii="Courier New" w:eastAsia="Times New Roman" w:hAnsi="Courier New" w:cs="Courier New"/>
+          <w:color w:val="000000"/>
+          <w:sz w:val="21"/>
+          <w:szCs w:val="21"/>
+          <w:lang w:eastAsia="vi-VN"/>
+        </w:rPr>
+        <w:t>df_vn.columns = [</w:t>
+      </w:r>
+      <w:r>
+        <w:rPr>
+          <w:rFonts w:ascii="Courier New" w:eastAsia="Times New Roman" w:hAnsi="Courier New" w:cs="Courier New"/>
+          <w:color w:val="A31515"/>
+          <w:sz w:val="21"/>
+          <w:szCs w:val="21"/>
+          <w:lang w:eastAsia="vi-VN"/>
+        </w:rPr>
+        <w:t>'Date'</w:t>
+      </w:r>
+      <w:r>
+        <w:rPr>
+          <w:rFonts w:ascii="Courier New" w:eastAsia="Times New Roman" w:hAnsi="Courier New" w:cs="Courier New"/>
+          <w:color w:val="000000"/>
+          <w:sz w:val="21"/>
+          <w:szCs w:val="21"/>
+          <w:lang w:eastAsia="vi-VN"/>
+        </w:rPr>
+        <w:t xml:space="preserve">, </w:t>
+      </w:r>
+      <w:r>
+        <w:rPr>
+          <w:rFonts w:ascii="Courier New" w:eastAsia="Times New Roman" w:hAnsi="Courier New" w:cs="Courier New"/>
+          <w:color w:val="A31515"/>
+          <w:sz w:val="21"/>
+          <w:szCs w:val="21"/>
+          <w:lang w:eastAsia="vi-VN"/>
+        </w:rPr>
+        <w:t>'Open_VN'</w:t>
+      </w:r>
+      <w:r>
+        <w:rPr>
+          <w:rFonts w:ascii="Courier New" w:eastAsia="Times New Roman" w:hAnsi="Courier New" w:cs="Courier New"/>
+          <w:color w:val="000000"/>
+          <w:sz w:val="21"/>
+          <w:szCs w:val="21"/>
+          <w:lang w:eastAsia="vi-VN"/>
+        </w:rPr>
+        <w:t xml:space="preserve">, </w:t>
+      </w:r>
+      <w:r>
+        <w:rPr>
+          <w:rFonts w:ascii="Courier New" w:eastAsia="Times New Roman" w:hAnsi="Courier New" w:cs="Courier New"/>
+          <w:color w:val="A31515"/>
+          <w:sz w:val="21"/>
+          <w:szCs w:val="21"/>
+          <w:lang w:eastAsia="vi-VN"/>
+        </w:rPr>
+        <w:t>'High_VN'</w:t>
+      </w:r>
+      <w:r>
+        <w:rPr>
+          <w:rFonts w:ascii="Courier New" w:eastAsia="Times New Roman" w:hAnsi="Courier New" w:cs="Courier New"/>
+          <w:color w:val="000000"/>
+          <w:sz w:val="21"/>
+          <w:szCs w:val="21"/>
+          <w:lang w:eastAsia="vi-VN"/>
+        </w:rPr>
+        <w:t xml:space="preserve">, </w:t>
+      </w:r>
+      <w:r>
+        <w:rPr>
+          <w:rFonts w:ascii="Courier New" w:eastAsia="Times New Roman" w:hAnsi="Courier New" w:cs="Courier New"/>
+          <w:color w:val="A31515"/>
+          <w:sz w:val="21"/>
+          <w:szCs w:val="21"/>
+          <w:lang w:eastAsia="vi-VN"/>
+        </w:rPr>
+        <w:t>'Low_VN'</w:t>
+      </w:r>
+      <w:r>
+        <w:rPr>
+          <w:rFonts w:ascii="Courier New" w:eastAsia="Times New Roman" w:hAnsi="Courier New" w:cs="Courier New"/>
+          <w:color w:val="000000"/>
+          <w:sz w:val="21"/>
+          <w:szCs w:val="21"/>
+          <w:lang w:eastAsia="vi-VN"/>
+        </w:rPr>
+        <w:t xml:space="preserve">, </w:t>
+      </w:r>
+      <w:r>
+        <w:rPr>
+          <w:rFonts w:ascii="Courier New" w:eastAsia="Times New Roman" w:hAnsi="Courier New" w:cs="Courier New"/>
+          <w:color w:val="A31515"/>
+          <w:sz w:val="21"/>
+          <w:szCs w:val="21"/>
+          <w:lang w:eastAsia="vi-VN"/>
+        </w:rPr>
+        <w:t>'Close_VN'</w:t>
+      </w:r>
+      <w:r>
+        <w:rPr>
+          <w:rFonts w:ascii="Courier New" w:eastAsia="Times New Roman" w:hAnsi="Courier New" w:cs="Courier New"/>
+          <w:color w:val="000000"/>
+          <w:sz w:val="21"/>
+          <w:szCs w:val="21"/>
+          <w:lang w:eastAsia="vi-VN"/>
+        </w:rPr>
+        <w:t xml:space="preserve">, </w:t>
+      </w:r>
+      <w:r>
+        <w:rPr>
+          <w:rFonts w:ascii="Courier New" w:eastAsia="Times New Roman" w:hAnsi="Courier New" w:cs="Courier New"/>
+          <w:color w:val="A31515"/>
+          <w:sz w:val="21"/>
+          <w:szCs w:val="21"/>
+          <w:lang w:eastAsia="vi-VN"/>
+        </w:rPr>
+        <w:t>'Volume_VN'</w:t>
+      </w:r>
+      <w:r>
+        <w:rPr>
+          <w:rFonts w:ascii="Courier New" w:eastAsia="Times New Roman" w:hAnsi="Courier New" w:cs="Courier New"/>
+          <w:color w:val="000000"/>
+          <w:sz w:val="21"/>
+          <w:szCs w:val="21"/>
+          <w:lang w:eastAsia="vi-VN"/>
+        </w:rPr>
+        <w:t>]</w:t>
+      </w:r>
+    </w:p>
+    <w:p>
+      <w:pPr>
+        <w:shd w:val="clear" w:color="auto" w:fill="FFFFFF"/>
+        <w:spacing w:after="0" w:line="285" w:lineRule="atLeast"/>
+        <w:rPr>
+          <w:rFonts w:ascii="Courier New" w:eastAsia="Times New Roman" w:hAnsi="Courier New" w:cs="Courier New"/>
+          <w:color w:val="000000"/>
+          <w:sz w:val="21"/>
+          <w:szCs w:val="21"/>
+          <w:lang w:eastAsia="vi-VN"/>
+        </w:rPr>
+      </w:pPr>
+      <w:r>
+        <w:rPr>
+          <w:rFonts w:ascii="Courier New" w:eastAsia="Times New Roman" w:hAnsi="Courier New" w:cs="Courier New"/>
+          <w:color w:val="000000"/>
+          <w:sz w:val="21"/>
+          <w:szCs w:val="21"/>
+          <w:lang w:eastAsia="vi-VN"/>
+        </w:rPr>
+        <w:t>df_vn[</w:t>
+      </w:r>
+      <w:r>
+        <w:rPr>
+          <w:rFonts w:ascii="Courier New" w:eastAsia="Times New Roman" w:hAnsi="Courier New" w:cs="Courier New"/>
+          <w:color w:val="A31515"/>
+          <w:sz w:val="21"/>
+          <w:szCs w:val="21"/>
+          <w:lang w:eastAsia="vi-VN"/>
+        </w:rPr>
+        <w:t>'Date'</w:t>
+      </w:r>
+      <w:r>
+        <w:rPr>
+          <w:rFonts w:ascii="Courier New" w:eastAsia="Times New Roman" w:hAnsi="Courier New" w:cs="Courier New"/>
+          <w:color w:val="000000"/>
+          <w:sz w:val="21"/>
+          <w:szCs w:val="21"/>
+          <w:lang w:eastAsia="vi-VN"/>
+        </w:rPr>
+        <w:t>] = pd.to_datetime(df_vn[</w:t>
+      </w:r>
+      <w:r>
+        <w:rPr>
+          <w:rFonts w:ascii="Courier New" w:eastAsia="Times New Roman" w:hAnsi="Courier New" w:cs="Courier New"/>
+          <w:color w:val="A31515"/>
+          <w:sz w:val="21"/>
+          <w:szCs w:val="21"/>
+          <w:lang w:eastAsia="vi-VN"/>
+        </w:rPr>
+        <w:t>'Date'</w:t>
+      </w:r>
+      <w:r>
+        <w:rPr>
+          <w:rFonts w:ascii="Courier New" w:eastAsia="Times New Roman" w:hAnsi="Courier New" w:cs="Courier New"/>
+          <w:color w:val="000000"/>
+          <w:sz w:val="21"/>
+          <w:szCs w:val="21"/>
+          <w:lang w:eastAsia="vi-VN"/>
+        </w:rPr>
+        <w:t>])</w:t>
+      </w:r>
+    </w:p>
+    <w:p>
+      <w:pPr>
+        <w:shd w:val="clear" w:color="auto" w:fill="FFFFFF"/>
+        <w:spacing w:after="0" w:line="285" w:lineRule="atLeast"/>
+        <w:rPr>
+          <w:rFonts w:ascii="Courier New" w:eastAsia="Times New Roman" w:hAnsi="Courier New" w:cs="Courier New"/>
+          <w:color w:val="000000"/>
+          <w:sz w:val="21"/>
+          <w:szCs w:val="21"/>
+          <w:lang w:eastAsia="vi-VN"/>
+        </w:rPr>
+      </w:pPr>
+    </w:p>
+    <w:p>
+      <w:pPr>
+        <w:shd w:val="clear" w:color="auto" w:fill="FFFFFF"/>
+        <w:spacing w:after="0" w:line="285" w:lineRule="atLeast"/>
+        <w:rPr>
+          <w:rFonts w:ascii="Courier New" w:eastAsia="Times New Roman" w:hAnsi="Courier New" w:cs="Courier New"/>
+          <w:color w:val="000000"/>
+          <w:sz w:val="21"/>
+          <w:szCs w:val="21"/>
+          <w:lang w:eastAsia="vi-VN"/>
+        </w:rPr>
+      </w:pPr>
+      <w:r>
+        <w:rPr>
+          <w:rFonts w:ascii="Courier New" w:eastAsia="Times New Roman" w:hAnsi="Courier New" w:cs="Courier New"/>
+          <w:color w:val="008000"/>
+          <w:sz w:val="21"/>
+          <w:szCs w:val="21"/>
+          <w:lang w:eastAsia="vi-VN"/>
+        </w:rPr>
+        <w:t># Lấy S&amp;P 500</w:t>
+      </w:r>
+    </w:p>
+    <w:p>
+      <w:pPr>
+        <w:shd w:val="clear" w:color="auto" w:fill="FFFFFF"/>
+        <w:spacing w:after="0" w:line="285" w:lineRule="atLeast"/>
+        <w:rPr>
+          <w:rFonts w:ascii="Courier New" w:eastAsia="Times New Roman" w:hAnsi="Courier New" w:cs="Courier New"/>
+          <w:color w:val="000000"/>
+          <w:sz w:val="21"/>
+          <w:szCs w:val="21"/>
+          <w:lang w:eastAsia="vi-VN"/>
+        </w:rPr>
+      </w:pPr>
+      <w:r>
+        <w:rPr>
+          <w:rFonts w:ascii="Courier New" w:eastAsia="Times New Roman" w:hAnsi="Courier New" w:cs="Courier New"/>
+          <w:color w:val="000000"/>
+          <w:sz w:val="21"/>
+          <w:szCs w:val="21"/>
+          <w:lang w:eastAsia="vi-VN"/>
+        </w:rPr>
+        <w:t>df_qt = yf.download(</w:t>
+      </w:r>
+      <w:r>
+        <w:rPr>
+          <w:rFonts w:ascii="Courier New" w:eastAsia="Times New Roman" w:hAnsi="Courier New" w:cs="Courier New"/>
+          <w:color w:val="A31515"/>
+          <w:sz w:val="21"/>
+          <w:szCs w:val="21"/>
+          <w:lang w:eastAsia="vi-VN"/>
+        </w:rPr>
+        <w:t>'^GSPC'</w:t>
+      </w:r>
+      <w:r>
+        <w:rPr>
+          <w:rFonts w:ascii="Courier New" w:eastAsia="Times New Roman" w:hAnsi="Courier New" w:cs="Courier New"/>
+          <w:color w:val="000000"/>
+          <w:sz w:val="21"/>
+          <w:szCs w:val="21"/>
+          <w:lang w:eastAsia="vi-VN"/>
+        </w:rPr>
+        <w:t>, start=</w:t>
+      </w:r>
+      <w:r>
+        <w:rPr>
+          <w:rFonts w:ascii="Courier New" w:eastAsia="Times New Roman" w:hAnsi="Courier New" w:cs="Courier New"/>
+          <w:color w:val="A31515"/>
+          <w:sz w:val="21"/>
+          <w:szCs w:val="21"/>
+          <w:lang w:eastAsia="vi-VN"/>
+        </w:rPr>
+        <w:t>'2019-01-01'</w:t>
+      </w:r>
+      <w:r>
+        <w:rPr>
+          <w:rFonts w:ascii="Courier New" w:eastAsia="Times New Roman" w:hAnsi="Courier New" w:cs="Courier New"/>
+          <w:color w:val="000000"/>
+          <w:sz w:val="21"/>
+          <w:szCs w:val="21"/>
+          <w:lang w:eastAsia="vi-VN"/>
+        </w:rPr>
+        <w:t>, end=</w:t>
+      </w:r>
+      <w:r>
+        <w:rPr>
+          <w:rFonts w:ascii="Courier New" w:eastAsia="Times New Roman" w:hAnsi="Courier New" w:cs="Courier New"/>
+          <w:color w:val="A31515"/>
+          <w:sz w:val="21"/>
+          <w:szCs w:val="21"/>
+          <w:lang w:eastAsia="vi-VN"/>
+        </w:rPr>
+        <w:t>'2024-01-01'</w:t>
+      </w:r>
+      <w:r>
+        <w:rPr>
+          <w:rFonts w:ascii="Courier New" w:eastAsia="Times New Roman" w:hAnsi="Courier New" w:cs="Courier New"/>
+          <w:color w:val="000000"/>
+          <w:sz w:val="21"/>
+          <w:szCs w:val="21"/>
+          <w:lang w:eastAsia="vi-VN"/>
+        </w:rPr>
+        <w:t>, progress=</w:t>
+      </w:r>
+      <w:r>
+        <w:rPr>
+          <w:rFonts w:ascii="Courier New" w:eastAsia="Times New Roman" w:hAnsi="Courier New" w:cs="Courier New"/>
+          <w:color w:val="0000FF"/>
+          <w:sz w:val="21"/>
+          <w:szCs w:val="21"/>
+          <w:lang w:eastAsia="vi-VN"/>
+        </w:rPr>
+        <w:t>False</w:t>
+      </w:r>
+      <w:r>
+        <w:rPr>
+          <w:rFonts w:ascii="Courier New" w:eastAsia="Times New Roman" w:hAnsi="Courier New" w:cs="Courier New"/>
+          <w:color w:val="000000"/>
+          <w:sz w:val="21"/>
+          <w:szCs w:val="21"/>
+          <w:lang w:eastAsia="vi-VN"/>
+        </w:rPr>
+        <w:t>)</w:t>
+      </w:r>
+    </w:p>
+    <w:p>
+      <w:pPr>
+        <w:shd w:val="clear" w:color="auto" w:fill="FFFFFF"/>
+        <w:spacing w:after="0" w:line="285" w:lineRule="atLeast"/>
+        <w:rPr>
+          <w:rFonts w:ascii="Courier New" w:eastAsia="Times New Roman" w:hAnsi="Courier New" w:cs="Courier New"/>
+          <w:color w:val="000000"/>
+          <w:sz w:val="21"/>
+          <w:szCs w:val="21"/>
+          <w:lang w:eastAsia="vi-VN"/>
+        </w:rPr>
+      </w:pPr>
+      <w:r>
+        <w:rPr>
+          <w:rFonts w:ascii="Courier New" w:eastAsia="Times New Roman" w:hAnsi="Courier New" w:cs="Courier New"/>
+          <w:color w:val="9723B4"/>
+          <w:sz w:val="21"/>
+          <w:szCs w:val="21"/>
+          <w:lang w:eastAsia="vi-VN"/>
+        </w:rPr>
+        <w:t>if</w:t>
+      </w:r>
+      <w:r>
+        <w:rPr>
+          <w:rFonts w:ascii="Courier New" w:eastAsia="Times New Roman" w:hAnsi="Courier New" w:cs="Courier New"/>
+          <w:color w:val="000000"/>
+          <w:sz w:val="21"/>
+          <w:szCs w:val="21"/>
+          <w:lang w:eastAsia="vi-VN"/>
+        </w:rPr>
+        <w:t xml:space="preserve"> </w:t>
+      </w:r>
+      <w:r>
+        <w:rPr>
+          <w:rFonts w:ascii="Courier New" w:eastAsia="Times New Roman" w:hAnsi="Courier New" w:cs="Courier New"/>
+          <w:color w:val="6A5221"/>
+          <w:sz w:val="21"/>
+          <w:szCs w:val="21"/>
+          <w:lang w:eastAsia="vi-VN"/>
+        </w:rPr>
+        <w:t>isinstance</w:t>
+      </w:r>
+      <w:r>
+        <w:rPr>
+          <w:rFonts w:ascii="Courier New" w:eastAsia="Times New Roman" w:hAnsi="Courier New" w:cs="Courier New"/>
+          <w:color w:val="000000"/>
+          <w:sz w:val="21"/>
+          <w:szCs w:val="21"/>
+          <w:lang w:eastAsia="vi-VN"/>
+        </w:rPr>
+        <w:t>(df_qt.columns, pd.MultiIndex):</w:t>
+      </w:r>
+    </w:p>
+    <w:p>
+      <w:pPr>
+        <w:shd w:val="clear" w:color="auto" w:fill="FFFFFF"/>
+        <w:spacing w:after="0" w:line="285" w:lineRule="atLeast"/>
+        <w:rPr>
+          <w:rFonts w:ascii="Courier New" w:eastAsia="Times New Roman" w:hAnsi="Courier New" w:cs="Courier New"/>
+          <w:color w:val="000000"/>
+          <w:sz w:val="21"/>
+          <w:szCs w:val="21"/>
+          <w:lang w:eastAsia="vi-VN"/>
+        </w:rPr>
+      </w:pPr>
+      <w:r>
+        <w:rPr>
+          <w:rFonts w:ascii="Courier New" w:eastAsia="Times New Roman" w:hAnsi="Courier New" w:cs="Courier New"/>
+          <w:color w:val="000000"/>
+          <w:sz w:val="21"/>
+          <w:szCs w:val="21"/>
+          <w:lang w:eastAsia="vi-VN"/>
+        </w:rPr>
+        <w:t>    df_qt = df_qt[</w:t>
+      </w:r>
+      <w:r>
+        <w:rPr>
+          <w:rFonts w:ascii="Courier New" w:eastAsia="Times New Roman" w:hAnsi="Courier New" w:cs="Courier New"/>
+          <w:color w:val="A31515"/>
+          <w:sz w:val="21"/>
+          <w:szCs w:val="21"/>
+          <w:lang w:eastAsia="vi-VN"/>
+        </w:rPr>
+        <w:t>'Close'</w:t>
+      </w:r>
+      <w:r>
+        <w:rPr>
+          <w:rFonts w:ascii="Courier New" w:eastAsia="Times New Roman" w:hAnsi="Courier New" w:cs="Courier New"/>
+          <w:color w:val="000000"/>
+          <w:sz w:val="21"/>
+          <w:szCs w:val="21"/>
+          <w:lang w:eastAsia="vi-VN"/>
+        </w:rPr>
+        <w:t>].reset_index()</w:t>
+      </w:r>
+    </w:p>
+    <w:p>
+      <w:pPr>
+        <w:shd w:val="clear" w:color="auto" w:fill="FFFFFF"/>
+        <w:spacing w:after="0" w:line="285" w:lineRule="atLeast"/>
+        <w:rPr>
+          <w:rFonts w:ascii="Courier New" w:eastAsia="Times New Roman" w:hAnsi="Courier New" w:cs="Courier New"/>
+          <w:color w:val="000000"/>
+          <w:sz w:val="21"/>
+          <w:szCs w:val="21"/>
+          <w:lang w:eastAsia="vi-VN"/>
+        </w:rPr>
+      </w:pPr>
+      <w:r>
+        <w:rPr>
+          <w:rFonts w:ascii="Courier New" w:eastAsia="Times New Roman" w:hAnsi="Courier New" w:cs="Courier New"/>
+          <w:color w:val="9723B4"/>
+          <w:sz w:val="21"/>
+          <w:szCs w:val="21"/>
+          <w:lang w:eastAsia="vi-VN"/>
+        </w:rPr>
+        <w:t>else</w:t>
+      </w:r>
+      <w:r>
+        <w:rPr>
+          <w:rFonts w:ascii="Courier New" w:eastAsia="Times New Roman" w:hAnsi="Courier New" w:cs="Courier New"/>
+          <w:color w:val="000000"/>
+          <w:sz w:val="21"/>
+          <w:szCs w:val="21"/>
+          <w:lang w:eastAsia="vi-VN"/>
+        </w:rPr>
+        <w:t>:</w:t>
+      </w:r>
+    </w:p>
+    <w:p>
+      <w:pPr>
+        <w:shd w:val="clear" w:color="auto" w:fill="FFFFFF"/>
+        <w:spacing w:after="0" w:line="285" w:lineRule="atLeast"/>
+        <w:rPr>
+          <w:rFonts w:ascii="Courier New" w:eastAsia="Times New Roman" w:hAnsi="Courier New" w:cs="Courier New"/>
+          <w:color w:val="000000"/>
+          <w:sz w:val="21"/>
+          <w:szCs w:val="21"/>
+          <w:lang w:eastAsia="vi-VN"/>
+        </w:rPr>
+      </w:pPr>
+      <w:r>
+        <w:rPr>
+          <w:rFonts w:ascii="Courier New" w:eastAsia="Times New Roman" w:hAnsi="Courier New" w:cs="Courier New"/>
+          <w:color w:val="000000"/>
+          <w:sz w:val="21"/>
+          <w:szCs w:val="21"/>
+          <w:lang w:eastAsia="vi-VN"/>
+        </w:rPr>
+        <w:t>    df_qt = df_qt[[</w:t>
+      </w:r>
+      <w:r>
+        <w:rPr>
+          <w:rFonts w:ascii="Courier New" w:eastAsia="Times New Roman" w:hAnsi="Courier New" w:cs="Courier New"/>
+          <w:color w:val="A31515"/>
+          <w:sz w:val="21"/>
+          <w:szCs w:val="21"/>
+          <w:lang w:eastAsia="vi-VN"/>
+        </w:rPr>
+        <w:t>'Close'</w:t>
+      </w:r>
+      <w:r>
+        <w:rPr>
+          <w:rFonts w:ascii="Courier New" w:eastAsia="Times New Roman" w:hAnsi="Courier New" w:cs="Courier New"/>
+          <w:color w:val="000000"/>
+          <w:sz w:val="21"/>
+          <w:szCs w:val="21"/>
+          <w:lang w:eastAsia="vi-VN"/>
+        </w:rPr>
+        <w:t>]].reset_index()</w:t>
+      </w:r>
+    </w:p>
+    <w:p>
+      <w:pPr>
+        <w:shd w:val="clear" w:color="auto" w:fill="FFFFFF"/>
+        <w:spacing w:after="0" w:line="285" w:lineRule="atLeast"/>
+        <w:rPr>
+          <w:rFonts w:ascii="Courier New" w:eastAsia="Times New Roman" w:hAnsi="Courier New" w:cs="Courier New"/>
+          <w:color w:val="000000"/>
+          <w:sz w:val="21"/>
+          <w:szCs w:val="21"/>
+          <w:lang w:eastAsia="vi-VN"/>
+        </w:rPr>
+      </w:pPr>
+      <w:r>
+        <w:rPr>
+          <w:rFonts w:ascii="Courier New" w:eastAsia="Times New Roman" w:hAnsi="Courier New" w:cs="Courier New"/>
+          <w:color w:val="000000"/>
+          <w:sz w:val="21"/>
+          <w:szCs w:val="21"/>
+          <w:lang w:eastAsia="vi-VN"/>
+        </w:rPr>
+        <w:t>df_qt.columns = [</w:t>
+      </w:r>
+      <w:r>
+        <w:rPr>
+          <w:rFonts w:ascii="Courier New" w:eastAsia="Times New Roman" w:hAnsi="Courier New" w:cs="Courier New"/>
+          <w:color w:val="A31515"/>
+          <w:sz w:val="21"/>
+          <w:szCs w:val="21"/>
+          <w:lang w:eastAsia="vi-VN"/>
+        </w:rPr>
+        <w:t>'Date'</w:t>
+      </w:r>
+      <w:r>
+        <w:rPr>
+          <w:rFonts w:ascii="Courier New" w:eastAsia="Times New Roman" w:hAnsi="Courier New" w:cs="Courier New"/>
+          <w:color w:val="000000"/>
+          <w:sz w:val="21"/>
+          <w:szCs w:val="21"/>
+          <w:lang w:eastAsia="vi-VN"/>
+        </w:rPr>
+        <w:t xml:space="preserve">, </w:t>
+      </w:r>
+      <w:r>
+        <w:rPr>
+          <w:rFonts w:ascii="Courier New" w:eastAsia="Times New Roman" w:hAnsi="Courier New" w:cs="Courier New"/>
+          <w:color w:val="A31515"/>
+          <w:sz w:val="21"/>
+          <w:szCs w:val="21"/>
+          <w:lang w:eastAsia="vi-VN"/>
+        </w:rPr>
+        <w:t>'Close_US'</w:t>
+      </w:r>
+      <w:r>
+        <w:rPr>
+          <w:rFonts w:ascii="Courier New" w:eastAsia="Times New Roman" w:hAnsi="Courier New" w:cs="Courier New"/>
+          <w:color w:val="000000"/>
+          <w:sz w:val="21"/>
+          <w:szCs w:val="21"/>
+          <w:lang w:eastAsia="vi-VN"/>
+        </w:rPr>
+        <w:t>]</w:t>
+      </w:r>
+    </w:p>
+    <w:p>
+      <w:pPr>
+        <w:shd w:val="clear" w:color="auto" w:fill="FFFFFF"/>
+        <w:spacing w:after="0" w:line="285" w:lineRule="atLeast"/>
+        <w:rPr>
+          <w:rFonts w:ascii="Courier New" w:eastAsia="Times New Roman" w:hAnsi="Courier New" w:cs="Courier New"/>
+          <w:color w:val="000000"/>
+          <w:sz w:val="21"/>
+          <w:szCs w:val="21"/>
+          <w:lang w:eastAsia="vi-VN"/>
+        </w:rPr>
+      </w:pPr>
+      <w:r>
+        <w:rPr>
+          <w:rFonts w:ascii="Courier New" w:eastAsia="Times New Roman" w:hAnsi="Courier New" w:cs="Courier New"/>
+          <w:color w:val="000000"/>
+          <w:sz w:val="21"/>
+          <w:szCs w:val="21"/>
+          <w:lang w:eastAsia="vi-VN"/>
+        </w:rPr>
+        <w:t>df_qt[</w:t>
+      </w:r>
+      <w:r>
+        <w:rPr>
+          <w:rFonts w:ascii="Courier New" w:eastAsia="Times New Roman" w:hAnsi="Courier New" w:cs="Courier New"/>
+          <w:color w:val="A31515"/>
+          <w:sz w:val="21"/>
+          <w:szCs w:val="21"/>
+          <w:lang w:eastAsia="vi-VN"/>
+        </w:rPr>
+        <w:t>'Date'</w:t>
+      </w:r>
+      <w:r>
+        <w:rPr>
+          <w:rFonts w:ascii="Courier New" w:eastAsia="Times New Roman" w:hAnsi="Courier New" w:cs="Courier New"/>
+          <w:color w:val="000000"/>
+          <w:sz w:val="21"/>
+          <w:szCs w:val="21"/>
+          <w:lang w:eastAsia="vi-VN"/>
+        </w:rPr>
+        <w:t>] = pd.to_datetime(df_qt[</w:t>
+      </w:r>
+      <w:r>
+        <w:rPr>
+          <w:rFonts w:ascii="Courier New" w:eastAsia="Times New Roman" w:hAnsi="Courier New" w:cs="Courier New"/>
+          <w:color w:val="A31515"/>
+          <w:sz w:val="21"/>
+          <w:szCs w:val="21"/>
+          <w:lang w:eastAsia="vi-VN"/>
+        </w:rPr>
+        <w:t>'Date'</w:t>
+      </w:r>
+      <w:r>
+        <w:rPr>
+          <w:rFonts w:ascii="Courier New" w:eastAsia="Times New Roman" w:hAnsi="Courier New" w:cs="Courier New"/>
+          <w:color w:val="000000"/>
+          <w:sz w:val="21"/>
+          <w:szCs w:val="21"/>
+          <w:lang w:eastAsia="vi-VN"/>
+        </w:rPr>
+        <w:t>]).dt.tz_localize(</w:t>
+      </w:r>
+      <w:r>
+        <w:rPr>
+          <w:rFonts w:ascii="Courier New" w:eastAsia="Times New Roman" w:hAnsi="Courier New" w:cs="Courier New"/>
+          <w:color w:val="0000FF"/>
+          <w:sz w:val="21"/>
+          <w:szCs w:val="21"/>
+          <w:lang w:eastAsia="vi-VN"/>
+        </w:rPr>
+        <w:t>None</w:t>
+      </w:r>
+      <w:r>
+        <w:rPr>
+          <w:rFonts w:ascii="Courier New" w:eastAsia="Times New Roman" w:hAnsi="Courier New" w:cs="Courier New"/>
+          <w:color w:val="000000"/>
+          <w:sz w:val="21"/>
+          <w:szCs w:val="21"/>
+          <w:lang w:eastAsia="vi-VN"/>
+        </w:rPr>
+        <w:t>)</w:t>
+      </w:r>
+    </w:p>
+    <w:p>
+      <w:pPr>
+        <w:shd w:val="clear" w:color="auto" w:fill="FFFFFF"/>
+        <w:spacing w:after="0" w:line="285" w:lineRule="atLeast"/>
+        <w:rPr>
+          <w:rFonts w:ascii="Courier New" w:eastAsia="Times New Roman" w:hAnsi="Courier New" w:cs="Courier New"/>
+          <w:color w:val="000000"/>
+          <w:sz w:val="21"/>
+          <w:szCs w:val="21"/>
+          <w:lang w:eastAsia="vi-VN"/>
+        </w:rPr>
+      </w:pPr>
+    </w:p>
+    <w:p>
+      <w:pPr>
+        <w:shd w:val="clear" w:color="auto" w:fill="FFFFFF"/>
+        <w:spacing w:after="0" w:line="285" w:lineRule="atLeast"/>
+        <w:rPr>
+          <w:rFonts w:ascii="Courier New" w:eastAsia="Times New Roman" w:hAnsi="Courier New" w:cs="Courier New"/>
+          <w:color w:val="000000"/>
+          <w:sz w:val="21"/>
+          <w:szCs w:val="21"/>
+          <w:lang w:eastAsia="vi-VN"/>
+        </w:rPr>
+      </w:pPr>
+      <w:r>
+        <w:rPr>
+          <w:rFonts w:ascii="Courier New" w:eastAsia="Times New Roman" w:hAnsi="Courier New" w:cs="Courier New"/>
+          <w:color w:val="008000"/>
+          <w:sz w:val="21"/>
+          <w:szCs w:val="21"/>
+          <w:lang w:eastAsia="vi-VN"/>
+        </w:rPr>
+        <w:t># Gộp dữ liệu</w:t>
+      </w:r>
+    </w:p>
+    <w:p>
+      <w:pPr>
+        <w:shd w:val="clear" w:color="auto" w:fill="FFFFFF"/>
+        <w:spacing w:after="0" w:line="285" w:lineRule="atLeast"/>
+        <w:rPr>
+          <w:rFonts w:ascii="Courier New" w:eastAsia="Times New Roman" w:hAnsi="Courier New" w:cs="Courier New"/>
+          <w:color w:val="000000"/>
+          <w:sz w:val="21"/>
+          <w:szCs w:val="21"/>
+          <w:lang w:eastAsia="vi-VN"/>
+        </w:rPr>
+      </w:pPr>
+      <w:r>
+        <w:rPr>
+          <w:rFonts w:ascii="Courier New" w:eastAsia="Times New Roman" w:hAnsi="Courier New" w:cs="Courier New"/>
+          <w:color w:val="000000"/>
+          <w:sz w:val="21"/>
+          <w:szCs w:val="21"/>
+          <w:lang w:eastAsia="vi-VN"/>
+        </w:rPr>
+        <w:t>df_merged = pd.merge(df_vn, df_qt, on=</w:t>
+      </w:r>
+      <w:r>
+        <w:rPr>
+          <w:rFonts w:ascii="Courier New" w:eastAsia="Times New Roman" w:hAnsi="Courier New" w:cs="Courier New"/>
+          <w:color w:val="A31515"/>
+          <w:sz w:val="21"/>
+          <w:szCs w:val="21"/>
+          <w:lang w:eastAsia="vi-VN"/>
+        </w:rPr>
+        <w:t>'Date'</w:t>
+      </w:r>
+      <w:r>
+        <w:rPr>
+          <w:rFonts w:ascii="Courier New" w:eastAsia="Times New Roman" w:hAnsi="Courier New" w:cs="Courier New"/>
+          <w:color w:val="000000"/>
+          <w:sz w:val="21"/>
+          <w:szCs w:val="21"/>
+          <w:lang w:eastAsia="vi-VN"/>
+        </w:rPr>
+        <w:t>, how=</w:t>
+      </w:r>
+      <w:r>
+        <w:rPr>
+          <w:rFonts w:ascii="Courier New" w:eastAsia="Times New Roman" w:hAnsi="Courier New" w:cs="Courier New"/>
+          <w:color w:val="A31515"/>
+          <w:sz w:val="21"/>
+          <w:szCs w:val="21"/>
+          <w:lang w:eastAsia="vi-VN"/>
+        </w:rPr>
+        <w:t>'inner'</w:t>
+      </w:r>
+      <w:r>
+        <w:rPr>
+          <w:rFonts w:ascii="Courier New" w:eastAsia="Times New Roman" w:hAnsi="Courier New" w:cs="Courier New"/>
+          <w:color w:val="000000"/>
+          <w:sz w:val="21"/>
+          <w:szCs w:val="21"/>
+          <w:lang w:eastAsia="vi-VN"/>
+        </w:rPr>
+        <w:t>).ffill()</w:t>
+      </w:r>
+    </w:p>
+    <w:p>
+      <w:pPr>
+        <w:shd w:val="clear" w:color="auto" w:fill="FFFFFF"/>
+        <w:spacing w:after="0" w:line="285" w:lineRule="atLeast"/>
+        <w:rPr>
+          <w:rFonts w:ascii="Courier New" w:eastAsia="Times New Roman" w:hAnsi="Courier New" w:cs="Courier New"/>
+          <w:color w:val="000000"/>
+          <w:sz w:val="21"/>
+          <w:szCs w:val="21"/>
+          <w:lang w:eastAsia="vi-VN"/>
+        </w:rPr>
+      </w:pPr>
+      <w:r>
+        <w:rPr>
+          <w:rFonts w:ascii="Courier New" w:eastAsia="Times New Roman" w:hAnsi="Courier New" w:cs="Courier New"/>
+          <w:color w:val="000000"/>
+          <w:sz w:val="21"/>
+          <w:szCs w:val="21"/>
+          <w:lang w:eastAsia="vi-VN"/>
+        </w:rPr>
+        <w:t>data = df_merged[FEATURES].values</w:t>
+      </w:r>
+    </w:p>
+    <w:p>
+      <w:pPr>
+        <w:shd w:val="clear" w:color="auto" w:fill="FFFFFF"/>
+        <w:spacing w:after="0" w:line="285" w:lineRule="atLeast"/>
+        <w:rPr>
+          <w:rFonts w:ascii="Courier New" w:eastAsia="Times New Roman" w:hAnsi="Courier New" w:cs="Courier New"/>
+          <w:color w:val="000000"/>
+          <w:sz w:val="21"/>
+          <w:szCs w:val="21"/>
+          <w:lang w:eastAsia="vi-VN"/>
+        </w:rPr>
+      </w:pPr>
+    </w:p>
+    <w:p>
+      <w:pPr>
+        <w:shd w:val="clear" w:color="auto" w:fill="FFFFFF"/>
+        <w:spacing w:after="0" w:line="285" w:lineRule="atLeast"/>
+        <w:rPr>
+          <w:rFonts w:ascii="Courier New" w:eastAsia="Times New Roman" w:hAnsi="Courier New" w:cs="Courier New"/>
+          <w:color w:val="000000"/>
+          <w:sz w:val="21"/>
+          <w:szCs w:val="21"/>
+          <w:lang w:eastAsia="vi-VN"/>
+        </w:rPr>
+      </w:pPr>
+      <w:r>
+        <w:rPr>
+          <w:rFonts w:ascii="Courier New" w:eastAsia="Times New Roman" w:hAnsi="Courier New" w:cs="Courier New"/>
+          <w:color w:val="6A5221"/>
+          <w:sz w:val="21"/>
+          <w:szCs w:val="21"/>
+          <w:lang w:eastAsia="vi-VN"/>
+        </w:rPr>
+        <w:t>print</w:t>
+      </w:r>
+      <w:r>
+        <w:rPr>
+          <w:rFonts w:ascii="Courier New" w:eastAsia="Times New Roman" w:hAnsi="Courier New" w:cs="Courier New"/>
+          <w:color w:val="000000"/>
+          <w:sz w:val="21"/>
+          <w:szCs w:val="21"/>
+          <w:lang w:eastAsia="vi-VN"/>
+        </w:rPr>
+        <w:t>(</w:t>
+      </w:r>
+      <w:r>
+        <w:rPr>
+          <w:rFonts w:ascii="Courier New" w:eastAsia="Times New Roman" w:hAnsi="Courier New" w:cs="Courier New"/>
+          <w:color w:val="A31515"/>
+          <w:sz w:val="21"/>
+          <w:szCs w:val="21"/>
+          <w:lang w:eastAsia="vi-VN"/>
+        </w:rPr>
+        <w:t>"--- BƯỚC 2: CHUẨN HÓA VÀ LƯU PHỄU LỌC ---"</w:t>
+      </w:r>
+      <w:r>
+        <w:rPr>
+          <w:rFonts w:ascii="Courier New" w:eastAsia="Times New Roman" w:hAnsi="Courier New" w:cs="Courier New"/>
+          <w:color w:val="000000"/>
+          <w:sz w:val="21"/>
+          <w:szCs w:val="21"/>
+          <w:lang w:eastAsia="vi-VN"/>
+        </w:rPr>
+        <w:t>)</w:t>
+      </w:r>
+    </w:p>
+    <w:p>
+      <w:pPr>
+        <w:shd w:val="clear" w:color="auto" w:fill="FFFFFF"/>
+        <w:spacing w:after="0" w:line="285" w:lineRule="atLeast"/>
+        <w:rPr>
+          <w:rFonts w:ascii="Courier New" w:eastAsia="Times New Roman" w:hAnsi="Courier New" w:cs="Courier New"/>
+          <w:color w:val="000000"/>
+          <w:sz w:val="21"/>
+          <w:szCs w:val="21"/>
+          <w:lang w:eastAsia="vi-VN"/>
+        </w:rPr>
+      </w:pPr>
+      <w:r>
+        <w:rPr>
+          <w:rFonts w:ascii="Courier New" w:eastAsia="Times New Roman" w:hAnsi="Courier New" w:cs="Courier New"/>
+          <w:color w:val="000000"/>
+          <w:sz w:val="21"/>
+          <w:szCs w:val="21"/>
+          <w:lang w:eastAsia="vi-VN"/>
+        </w:rPr>
+        <w:t>scaler = MinMaxScaler(feature_range=(</w:t>
+      </w:r>
+      <w:r>
+        <w:rPr>
+          <w:rFonts w:ascii="Courier New" w:eastAsia="Times New Roman" w:hAnsi="Courier New" w:cs="Courier New"/>
+          <w:color w:val="116644"/>
+          <w:sz w:val="21"/>
+          <w:szCs w:val="21"/>
+          <w:lang w:eastAsia="vi-VN"/>
+        </w:rPr>
+        <w:t>0</w:t>
+      </w:r>
+      <w:r>
+        <w:rPr>
+          <w:rFonts w:ascii="Courier New" w:eastAsia="Times New Roman" w:hAnsi="Courier New" w:cs="Courier New"/>
+          <w:color w:val="000000"/>
+          <w:sz w:val="21"/>
+          <w:szCs w:val="21"/>
+          <w:lang w:eastAsia="vi-VN"/>
+        </w:rPr>
+        <w:t xml:space="preserve">, </w:t>
+      </w:r>
+      <w:r>
+        <w:rPr>
+          <w:rFonts w:ascii="Courier New" w:eastAsia="Times New Roman" w:hAnsi="Courier New" w:cs="Courier New"/>
+          <w:color w:val="116644"/>
+          <w:sz w:val="21"/>
+          <w:szCs w:val="21"/>
+          <w:lang w:eastAsia="vi-VN"/>
+        </w:rPr>
+        <w:t>1</w:t>
+      </w:r>
+      <w:r>
+        <w:rPr>
+          <w:rFonts w:ascii="Courier New" w:eastAsia="Times New Roman" w:hAnsi="Courier New" w:cs="Courier New"/>
+          <w:color w:val="000000"/>
+          <w:sz w:val="21"/>
+          <w:szCs w:val="21"/>
+          <w:lang w:eastAsia="vi-VN"/>
+        </w:rPr>
+        <w:t>))</w:t>
+      </w:r>
+    </w:p>
+    <w:p>
+      <w:pPr>
+        <w:shd w:val="clear" w:color="auto" w:fill="FFFFFF"/>
+        <w:spacing w:after="0" w:line="285" w:lineRule="atLeast"/>
+        <w:rPr>
+          <w:rFonts w:ascii="Courier New" w:eastAsia="Times New Roman" w:hAnsi="Courier New" w:cs="Courier New"/>
+          <w:color w:val="000000"/>
+          <w:sz w:val="21"/>
+          <w:szCs w:val="21"/>
+          <w:lang w:eastAsia="vi-VN"/>
+        </w:rPr>
+      </w:pPr>
+      <w:r>
+        <w:rPr>
+          <w:rFonts w:ascii="Courier New" w:eastAsia="Times New Roman" w:hAnsi="Courier New" w:cs="Courier New"/>
+          <w:color w:val="000000"/>
+          <w:sz w:val="21"/>
+          <w:szCs w:val="21"/>
+          <w:lang w:eastAsia="vi-VN"/>
+        </w:rPr>
+        <w:t>scaled_data = scaler.fit_transform(data)</w:t>
+      </w:r>
+    </w:p>
+    <w:p>
+      <w:pPr>
+        <w:shd w:val="clear" w:color="auto" w:fill="FFFFFF"/>
+        <w:spacing w:after="0" w:line="285" w:lineRule="atLeast"/>
+        <w:rPr>
+          <w:rFonts w:ascii="Courier New" w:eastAsia="Times New Roman" w:hAnsi="Courier New" w:cs="Courier New"/>
+          <w:color w:val="000000"/>
+          <w:sz w:val="21"/>
+          <w:szCs w:val="21"/>
+          <w:lang w:eastAsia="vi-VN"/>
+        </w:rPr>
+      </w:pPr>
+      <w:r>
+        <w:rPr>
+          <w:rFonts w:ascii="Courier New" w:eastAsia="Times New Roman" w:hAnsi="Courier New" w:cs="Courier New"/>
+          <w:color w:val="000000"/>
+          <w:sz w:val="21"/>
+          <w:szCs w:val="21"/>
+          <w:lang w:eastAsia="vi-VN"/>
+        </w:rPr>
+        <w:t xml:space="preserve">joblib.dump(scaler, </w:t>
+      </w:r>
+      <w:r>
+        <w:rPr>
+          <w:rFonts w:ascii="Courier New" w:eastAsia="Times New Roman" w:hAnsi="Courier New" w:cs="Courier New"/>
+          <w:color w:val="A31515"/>
+          <w:sz w:val="21"/>
+          <w:szCs w:val="21"/>
+          <w:lang w:eastAsia="vi-VN"/>
+        </w:rPr>
+        <w:t>'scaler.pkl'</w:t>
+      </w:r>
+      <w:r>
+        <w:rPr>
+          <w:rFonts w:ascii="Courier New" w:eastAsia="Times New Roman" w:hAnsi="Courier New" w:cs="Courier New"/>
+          <w:color w:val="000000"/>
+          <w:sz w:val="21"/>
+          <w:szCs w:val="21"/>
+          <w:lang w:eastAsia="vi-VN"/>
+        </w:rPr>
+        <w:t xml:space="preserve">) </w:t>
+      </w:r>
+    </w:p>
+    <w:p>
+      <w:pPr>
+        <w:shd w:val="clear" w:color="auto" w:fill="FFFFFF"/>
+        <w:spacing w:after="0" w:line="285" w:lineRule="atLeast"/>
+        <w:rPr>
+          <w:rFonts w:ascii="Courier New" w:eastAsia="Times New Roman" w:hAnsi="Courier New" w:cs="Courier New"/>
+          <w:color w:val="000000"/>
+          <w:sz w:val="21"/>
+          <w:szCs w:val="21"/>
+          <w:lang w:eastAsia="vi-VN"/>
+        </w:rPr>
+      </w:pPr>
+    </w:p>
+    <w:p>
+      <w:pPr>
+        <w:shd w:val="clear" w:color="auto" w:fill="FFFFFF"/>
+        <w:spacing w:after="0" w:line="285" w:lineRule="atLeast"/>
+        <w:rPr>
+          <w:rFonts w:ascii="Courier New" w:eastAsia="Times New Roman" w:hAnsi="Courier New" w:cs="Courier New"/>
+          <w:color w:val="000000"/>
+          <w:sz w:val="21"/>
+          <w:szCs w:val="21"/>
+          <w:lang w:eastAsia="vi-VN"/>
+        </w:rPr>
+      </w:pPr>
+      <w:r>
+        <w:rPr>
+          <w:rFonts w:ascii="Courier New" w:eastAsia="Times New Roman" w:hAnsi="Courier New" w:cs="Courier New"/>
+          <w:color w:val="6A5221"/>
+          <w:sz w:val="21"/>
+          <w:szCs w:val="21"/>
+          <w:lang w:eastAsia="vi-VN"/>
+        </w:rPr>
+        <w:t>print</w:t>
+      </w:r>
+      <w:r>
+        <w:rPr>
+          <w:rFonts w:ascii="Courier New" w:eastAsia="Times New Roman" w:hAnsi="Courier New" w:cs="Courier New"/>
+          <w:color w:val="000000"/>
+          <w:sz w:val="21"/>
+          <w:szCs w:val="21"/>
+          <w:lang w:eastAsia="vi-VN"/>
+        </w:rPr>
+        <w:t>(</w:t>
+      </w:r>
+      <w:r>
+        <w:rPr>
+          <w:rFonts w:ascii="Courier New" w:eastAsia="Times New Roman" w:hAnsi="Courier New" w:cs="Courier New"/>
+          <w:color w:val="A31515"/>
+          <w:sz w:val="21"/>
+          <w:szCs w:val="21"/>
+          <w:lang w:eastAsia="vi-VN"/>
+        </w:rPr>
+        <w:t>"--- BƯỚC 3: CẮT DỮ LIỆU CHO LSTM ---"</w:t>
+      </w:r>
+      <w:r>
+        <w:rPr>
+          <w:rFonts w:ascii="Courier New" w:eastAsia="Times New Roman" w:hAnsi="Courier New" w:cs="Courier New"/>
+          <w:color w:val="000000"/>
+          <w:sz w:val="21"/>
+          <w:szCs w:val="21"/>
+          <w:lang w:eastAsia="vi-VN"/>
+        </w:rPr>
+        <w:t>)</w:t>
+      </w:r>
+    </w:p>
+    <w:p>
+      <w:pPr>
+        <w:shd w:val="clear" w:color="auto" w:fill="FFFFFF"/>
+        <w:spacing w:after="0" w:line="285" w:lineRule="atLeast"/>
+        <w:rPr>
+          <w:rFonts w:ascii="Courier New" w:eastAsia="Times New Roman" w:hAnsi="Courier New" w:cs="Courier New"/>
+          <w:color w:val="000000"/>
+          <w:sz w:val="21"/>
+          <w:szCs w:val="21"/>
+          <w:lang w:eastAsia="vi-VN"/>
+        </w:rPr>
+      </w:pPr>
+      <w:r>
+        <w:rPr>
+          <w:rFonts w:ascii="Courier New" w:eastAsia="Times New Roman" w:hAnsi="Courier New" w:cs="Courier New"/>
+          <w:color w:val="000000"/>
+          <w:sz w:val="21"/>
+          <w:szCs w:val="21"/>
+          <w:lang w:eastAsia="vi-VN"/>
+        </w:rPr>
+        <w:t>X, y = [], []</w:t>
+      </w:r>
+    </w:p>
+    <w:p>
+      <w:pPr>
+        <w:shd w:val="clear" w:color="auto" w:fill="FFFFFF"/>
+        <w:spacing w:after="0" w:line="285" w:lineRule="atLeast"/>
+        <w:rPr>
+          <w:rFonts w:ascii="Courier New" w:eastAsia="Times New Roman" w:hAnsi="Courier New" w:cs="Courier New"/>
+          <w:color w:val="000000"/>
+          <w:sz w:val="21"/>
+          <w:szCs w:val="21"/>
+          <w:lang w:eastAsia="vi-VN"/>
+        </w:rPr>
+      </w:pPr>
+      <w:r>
+        <w:rPr>
+          <w:rFonts w:ascii="Courier New" w:eastAsia="Times New Roman" w:hAnsi="Courier New" w:cs="Courier New"/>
+          <w:color w:val="9723B4"/>
+          <w:sz w:val="21"/>
+          <w:szCs w:val="21"/>
+          <w:lang w:eastAsia="vi-VN"/>
+        </w:rPr>
+        <w:t>for</w:t>
+      </w:r>
+      <w:r>
+        <w:rPr>
+          <w:rFonts w:ascii="Courier New" w:eastAsia="Times New Roman" w:hAnsi="Courier New" w:cs="Courier New"/>
+          <w:color w:val="000000"/>
+          <w:sz w:val="21"/>
+          <w:szCs w:val="21"/>
+          <w:lang w:eastAsia="vi-VN"/>
+        </w:rPr>
+        <w:t xml:space="preserve"> i </w:t>
+      </w:r>
+      <w:r>
+        <w:rPr>
+          <w:rFonts w:ascii="Courier New" w:eastAsia="Times New Roman" w:hAnsi="Courier New" w:cs="Courier New"/>
+          <w:color w:val="0000FF"/>
+          <w:sz w:val="21"/>
+          <w:szCs w:val="21"/>
+          <w:lang w:eastAsia="vi-VN"/>
+        </w:rPr>
+        <w:t>in</w:t>
+      </w:r>
+      <w:r>
+        <w:rPr>
+          <w:rFonts w:ascii="Courier New" w:eastAsia="Times New Roman" w:hAnsi="Courier New" w:cs="Courier New"/>
+          <w:color w:val="000000"/>
+          <w:sz w:val="21"/>
+          <w:szCs w:val="21"/>
+          <w:lang w:eastAsia="vi-VN"/>
+        </w:rPr>
+        <w:t xml:space="preserve"> </w:t>
+      </w:r>
+      <w:r>
+        <w:rPr>
+          <w:rFonts w:ascii="Courier New" w:eastAsia="Times New Roman" w:hAnsi="Courier New" w:cs="Courier New"/>
+          <w:color w:val="6A5221"/>
+          <w:sz w:val="21"/>
+          <w:szCs w:val="21"/>
+          <w:lang w:eastAsia="vi-VN"/>
+        </w:rPr>
+        <w:t>range</w:t>
+      </w:r>
+      <w:r>
+        <w:rPr>
+          <w:rFonts w:ascii="Courier New" w:eastAsia="Times New Roman" w:hAnsi="Courier New" w:cs="Courier New"/>
+          <w:color w:val="000000"/>
+          <w:sz w:val="21"/>
+          <w:szCs w:val="21"/>
+          <w:lang w:eastAsia="vi-VN"/>
+        </w:rPr>
+        <w:t xml:space="preserve">(TIME_STEPS, </w:t>
+      </w:r>
+      <w:r>
+        <w:rPr>
+          <w:rFonts w:ascii="Courier New" w:eastAsia="Times New Roman" w:hAnsi="Courier New" w:cs="Courier New"/>
+          <w:color w:val="6A5221"/>
+          <w:sz w:val="21"/>
+          <w:szCs w:val="21"/>
+          <w:lang w:eastAsia="vi-VN"/>
+        </w:rPr>
+        <w:t>len</w:t>
+      </w:r>
+      <w:r>
+        <w:rPr>
+          <w:rFonts w:ascii="Courier New" w:eastAsia="Times New Roman" w:hAnsi="Courier New" w:cs="Courier New"/>
+          <w:color w:val="000000"/>
+          <w:sz w:val="21"/>
+          <w:szCs w:val="21"/>
+          <w:lang w:eastAsia="vi-VN"/>
+        </w:rPr>
+        <w:t>(scaled_data)):</w:t>
+      </w:r>
+    </w:p>
+    <w:p>
+      <w:pPr>
+        <w:shd w:val="clear" w:color="auto" w:fill="FFFFFF"/>
+        <w:spacing w:after="0" w:line="285" w:lineRule="atLeast"/>
+        <w:rPr>
+          <w:rFonts w:ascii="Courier New" w:eastAsia="Times New Roman" w:hAnsi="Courier New" w:cs="Courier New"/>
+          <w:color w:val="000000"/>
+          <w:sz w:val="21"/>
+          <w:szCs w:val="21"/>
+          <w:lang w:eastAsia="vi-VN"/>
+        </w:rPr>
+      </w:pPr>
+      <w:r>
+        <w:rPr>
+          <w:rFonts w:ascii="Courier New" w:eastAsia="Times New Roman" w:hAnsi="Courier New" w:cs="Courier New"/>
+          <w:color w:val="000000"/>
+          <w:sz w:val="21"/>
+          <w:szCs w:val="21"/>
+          <w:lang w:eastAsia="vi-VN"/>
+        </w:rPr>
+        <w:lastRenderedPageBreak/>
+        <w:t xml:space="preserve">    X.append(scaled_data[i-TIME_STEPS:i, :]) </w:t>
+      </w:r>
+    </w:p>
+    <w:p>
+      <w:pPr>
+        <w:shd w:val="clear" w:color="auto" w:fill="FFFFFF"/>
+        <w:spacing w:after="0" w:line="285" w:lineRule="atLeast"/>
+        <w:rPr>
+          <w:rFonts w:ascii="Courier New" w:eastAsia="Times New Roman" w:hAnsi="Courier New" w:cs="Courier New"/>
+          <w:color w:val="000000"/>
+          <w:sz w:val="21"/>
+          <w:szCs w:val="21"/>
+          <w:lang w:eastAsia="vi-VN"/>
+        </w:rPr>
+      </w:pPr>
+      <w:r>
+        <w:rPr>
+          <w:rFonts w:ascii="Courier New" w:eastAsia="Times New Roman" w:hAnsi="Courier New" w:cs="Courier New"/>
+          <w:color w:val="000000"/>
+          <w:sz w:val="21"/>
+          <w:szCs w:val="21"/>
+          <w:lang w:eastAsia="vi-VN"/>
+        </w:rPr>
+        <w:t xml:space="preserve">    y.append(scaled_data[i, TARGET_INDEX])   </w:t>
+      </w:r>
+    </w:p>
+    <w:p>
+      <w:pPr>
+        <w:shd w:val="clear" w:color="auto" w:fill="FFFFFF"/>
+        <w:spacing w:after="0" w:line="285" w:lineRule="atLeast"/>
+        <w:rPr>
+          <w:rFonts w:ascii="Courier New" w:eastAsia="Times New Roman" w:hAnsi="Courier New" w:cs="Courier New"/>
+          <w:color w:val="000000"/>
+          <w:sz w:val="21"/>
+          <w:szCs w:val="21"/>
+          <w:lang w:eastAsia="vi-VN"/>
+        </w:rPr>
+      </w:pPr>
+      <w:r>
+        <w:rPr>
+          <w:rFonts w:ascii="Courier New" w:eastAsia="Times New Roman" w:hAnsi="Courier New" w:cs="Courier New"/>
+          <w:color w:val="000000"/>
+          <w:sz w:val="21"/>
+          <w:szCs w:val="21"/>
+          <w:lang w:eastAsia="vi-VN"/>
+        </w:rPr>
+        <w:t>X, y = np.array(X), np.array(y)</w:t>
+      </w:r>
+    </w:p>
+    <w:p>
+      <w:pPr>
+        <w:shd w:val="clear" w:color="auto" w:fill="FFFFFF"/>
+        <w:spacing w:after="0" w:line="285" w:lineRule="atLeast"/>
+        <w:rPr>
+          <w:rFonts w:ascii="Courier New" w:eastAsia="Times New Roman" w:hAnsi="Courier New" w:cs="Courier New"/>
+          <w:color w:val="000000"/>
+          <w:sz w:val="21"/>
+          <w:szCs w:val="21"/>
+          <w:lang w:eastAsia="vi-VN"/>
+        </w:rPr>
+      </w:pPr>
+    </w:p>
+    <w:p>
+      <w:pPr>
+        <w:shd w:val="clear" w:color="auto" w:fill="FFFFFF"/>
+        <w:spacing w:after="0" w:line="285" w:lineRule="atLeast"/>
+        <w:rPr>
+          <w:rFonts w:ascii="Courier New" w:eastAsia="Times New Roman" w:hAnsi="Courier New" w:cs="Courier New"/>
+          <w:color w:val="000000"/>
+          <w:sz w:val="21"/>
+          <w:szCs w:val="21"/>
+          <w:lang w:eastAsia="vi-VN"/>
+        </w:rPr>
+      </w:pPr>
+      <w:r>
+        <w:rPr>
+          <w:rFonts w:ascii="Courier New" w:eastAsia="Times New Roman" w:hAnsi="Courier New" w:cs="Courier New"/>
+          <w:color w:val="6A5221"/>
+          <w:sz w:val="21"/>
+          <w:szCs w:val="21"/>
+          <w:lang w:eastAsia="vi-VN"/>
+        </w:rPr>
+        <w:t>print</w:t>
+      </w:r>
+      <w:r>
+        <w:rPr>
+          <w:rFonts w:ascii="Courier New" w:eastAsia="Times New Roman" w:hAnsi="Courier New" w:cs="Courier New"/>
+          <w:color w:val="000000"/>
+          <w:sz w:val="21"/>
+          <w:szCs w:val="21"/>
+          <w:lang w:eastAsia="vi-VN"/>
+        </w:rPr>
+        <w:t>(</w:t>
+      </w:r>
+      <w:r>
+        <w:rPr>
+          <w:rFonts w:ascii="Courier New" w:eastAsia="Times New Roman" w:hAnsi="Courier New" w:cs="Courier New"/>
+          <w:color w:val="A31515"/>
+          <w:sz w:val="21"/>
+          <w:szCs w:val="21"/>
+          <w:lang w:eastAsia="vi-VN"/>
+        </w:rPr>
+        <w:t>"--- BƯỚC 4: XÂY DỰNG VÀ HUẤN LUYỆN MÔ HÌNH ---"</w:t>
+      </w:r>
+      <w:r>
+        <w:rPr>
+          <w:rFonts w:ascii="Courier New" w:eastAsia="Times New Roman" w:hAnsi="Courier New" w:cs="Courier New"/>
+          <w:color w:val="000000"/>
+          <w:sz w:val="21"/>
+          <w:szCs w:val="21"/>
+          <w:lang w:eastAsia="vi-VN"/>
+        </w:rPr>
+        <w:t>)</w:t>
+      </w:r>
+    </w:p>
+    <w:p>
+      <w:pPr>
+        <w:shd w:val="clear" w:color="auto" w:fill="FFFFFF"/>
+        <w:spacing w:after="0" w:line="285" w:lineRule="atLeast"/>
+        <w:rPr>
+          <w:rFonts w:ascii="Courier New" w:eastAsia="Times New Roman" w:hAnsi="Courier New" w:cs="Courier New"/>
+          <w:color w:val="000000"/>
+          <w:sz w:val="21"/>
+          <w:szCs w:val="21"/>
+          <w:lang w:eastAsia="vi-VN"/>
+        </w:rPr>
+      </w:pPr>
+      <w:r>
+        <w:rPr>
+          <w:rFonts w:ascii="Courier New" w:eastAsia="Times New Roman" w:hAnsi="Courier New" w:cs="Courier New"/>
+          <w:color w:val="000000"/>
+          <w:sz w:val="21"/>
+          <w:szCs w:val="21"/>
+          <w:lang w:eastAsia="vi-VN"/>
+        </w:rPr>
+        <w:t>model = Sequential()</w:t>
+      </w:r>
+    </w:p>
+    <w:p>
+      <w:pPr>
+        <w:shd w:val="clear" w:color="auto" w:fill="FFFFFF"/>
+        <w:spacing w:after="0" w:line="285" w:lineRule="atLeast"/>
+        <w:rPr>
+          <w:rFonts w:ascii="Courier New" w:eastAsia="Times New Roman" w:hAnsi="Courier New" w:cs="Courier New"/>
+          <w:color w:val="000000"/>
+          <w:sz w:val="21"/>
+          <w:szCs w:val="21"/>
+          <w:lang w:eastAsia="vi-VN"/>
+        </w:rPr>
+      </w:pPr>
+      <w:r>
+        <w:rPr>
+          <w:rFonts w:ascii="Courier New" w:eastAsia="Times New Roman" w:hAnsi="Courier New" w:cs="Courier New"/>
+          <w:color w:val="000000"/>
+          <w:sz w:val="21"/>
+          <w:szCs w:val="21"/>
+          <w:lang w:eastAsia="vi-VN"/>
+        </w:rPr>
+        <w:t>model.add(LSTM(units=</w:t>
+      </w:r>
+      <w:r>
+        <w:rPr>
+          <w:rFonts w:ascii="Courier New" w:eastAsia="Times New Roman" w:hAnsi="Courier New" w:cs="Courier New"/>
+          <w:color w:val="116644"/>
+          <w:sz w:val="21"/>
+          <w:szCs w:val="21"/>
+          <w:lang w:eastAsia="vi-VN"/>
+        </w:rPr>
+        <w:t>50</w:t>
+      </w:r>
+      <w:r>
+        <w:rPr>
+          <w:rFonts w:ascii="Courier New" w:eastAsia="Times New Roman" w:hAnsi="Courier New" w:cs="Courier New"/>
+          <w:color w:val="000000"/>
+          <w:sz w:val="21"/>
+          <w:szCs w:val="21"/>
+          <w:lang w:eastAsia="vi-VN"/>
+        </w:rPr>
+        <w:t>, return_sequences=</w:t>
+      </w:r>
+      <w:r>
+        <w:rPr>
+          <w:rFonts w:ascii="Courier New" w:eastAsia="Times New Roman" w:hAnsi="Courier New" w:cs="Courier New"/>
+          <w:color w:val="0000FF"/>
+          <w:sz w:val="21"/>
+          <w:szCs w:val="21"/>
+          <w:lang w:eastAsia="vi-VN"/>
+        </w:rPr>
+        <w:t>True</w:t>
+      </w:r>
+      <w:r>
+        <w:rPr>
+          <w:rFonts w:ascii="Courier New" w:eastAsia="Times New Roman" w:hAnsi="Courier New" w:cs="Courier New"/>
+          <w:color w:val="000000"/>
+          <w:sz w:val="21"/>
+          <w:szCs w:val="21"/>
+          <w:lang w:eastAsia="vi-VN"/>
+        </w:rPr>
+        <w:t>, input_shape=(X.shape[</w:t>
+      </w:r>
+      <w:r>
+        <w:rPr>
+          <w:rFonts w:ascii="Courier New" w:eastAsia="Times New Roman" w:hAnsi="Courier New" w:cs="Courier New"/>
+          <w:color w:val="116644"/>
+          <w:sz w:val="21"/>
+          <w:szCs w:val="21"/>
+          <w:lang w:eastAsia="vi-VN"/>
+        </w:rPr>
+        <w:t>1</w:t>
+      </w:r>
+      <w:r>
+        <w:rPr>
+          <w:rFonts w:ascii="Courier New" w:eastAsia="Times New Roman" w:hAnsi="Courier New" w:cs="Courier New"/>
+          <w:color w:val="000000"/>
+          <w:sz w:val="21"/>
+          <w:szCs w:val="21"/>
+          <w:lang w:eastAsia="vi-VN"/>
+        </w:rPr>
+        <w:t>], X.shape[</w:t>
+      </w:r>
+      <w:r>
+        <w:rPr>
+          <w:rFonts w:ascii="Courier New" w:eastAsia="Times New Roman" w:hAnsi="Courier New" w:cs="Courier New"/>
+          <w:color w:val="116644"/>
+          <w:sz w:val="21"/>
+          <w:szCs w:val="21"/>
+          <w:lang w:eastAsia="vi-VN"/>
+        </w:rPr>
+        <w:t>2</w:t>
+      </w:r>
+      <w:r>
+        <w:rPr>
+          <w:rFonts w:ascii="Courier New" w:eastAsia="Times New Roman" w:hAnsi="Courier New" w:cs="Courier New"/>
+          <w:color w:val="000000"/>
+          <w:sz w:val="21"/>
+          <w:szCs w:val="21"/>
+          <w:lang w:eastAsia="vi-VN"/>
+        </w:rPr>
+        <w:t>])))</w:t>
+      </w:r>
+    </w:p>
+    <w:p>
+      <w:pPr>
+        <w:shd w:val="clear" w:color="auto" w:fill="FFFFFF"/>
+        <w:spacing w:after="0" w:line="285" w:lineRule="atLeast"/>
+        <w:rPr>
+          <w:rFonts w:ascii="Courier New" w:eastAsia="Times New Roman" w:hAnsi="Courier New" w:cs="Courier New"/>
+          <w:color w:val="000000"/>
+          <w:sz w:val="21"/>
+          <w:szCs w:val="21"/>
+          <w:lang w:eastAsia="vi-VN"/>
+        </w:rPr>
+      </w:pPr>
+      <w:r>
+        <w:rPr>
+          <w:rFonts w:ascii="Courier New" w:eastAsia="Times New Roman" w:hAnsi="Courier New" w:cs="Courier New"/>
+          <w:color w:val="000000"/>
+          <w:sz w:val="21"/>
+          <w:szCs w:val="21"/>
+          <w:lang w:eastAsia="vi-VN"/>
+        </w:rPr>
+        <w:t>model.add(Dropout(</w:t>
+      </w:r>
+      <w:r>
+        <w:rPr>
+          <w:rFonts w:ascii="Courier New" w:eastAsia="Times New Roman" w:hAnsi="Courier New" w:cs="Courier New"/>
+          <w:color w:val="116644"/>
+          <w:sz w:val="21"/>
+          <w:szCs w:val="21"/>
+          <w:lang w:eastAsia="vi-VN"/>
+        </w:rPr>
+        <w:t>0.2</w:t>
+      </w:r>
+      <w:r>
+        <w:rPr>
+          <w:rFonts w:ascii="Courier New" w:eastAsia="Times New Roman" w:hAnsi="Courier New" w:cs="Courier New"/>
+          <w:color w:val="000000"/>
+          <w:sz w:val="21"/>
+          <w:szCs w:val="21"/>
+          <w:lang w:eastAsia="vi-VN"/>
+        </w:rPr>
+        <w:t>))</w:t>
+      </w:r>
+    </w:p>
+    <w:p>
+      <w:pPr>
+        <w:shd w:val="clear" w:color="auto" w:fill="FFFFFF"/>
+        <w:spacing w:after="0" w:line="285" w:lineRule="atLeast"/>
+        <w:rPr>
+          <w:rFonts w:ascii="Courier New" w:eastAsia="Times New Roman" w:hAnsi="Courier New" w:cs="Courier New"/>
+          <w:color w:val="000000"/>
+          <w:sz w:val="21"/>
+          <w:szCs w:val="21"/>
+          <w:lang w:eastAsia="vi-VN"/>
+        </w:rPr>
+      </w:pPr>
+      <w:r>
+        <w:rPr>
+          <w:rFonts w:ascii="Courier New" w:eastAsia="Times New Roman" w:hAnsi="Courier New" w:cs="Courier New"/>
+          <w:color w:val="000000"/>
+          <w:sz w:val="21"/>
+          <w:szCs w:val="21"/>
+          <w:lang w:eastAsia="vi-VN"/>
+        </w:rPr>
+        <w:t>model.add(LSTM(units=</w:t>
+      </w:r>
+      <w:r>
+        <w:rPr>
+          <w:rFonts w:ascii="Courier New" w:eastAsia="Times New Roman" w:hAnsi="Courier New" w:cs="Courier New"/>
+          <w:color w:val="116644"/>
+          <w:sz w:val="21"/>
+          <w:szCs w:val="21"/>
+          <w:lang w:eastAsia="vi-VN"/>
+        </w:rPr>
+        <w:t>50</w:t>
+      </w:r>
+      <w:r>
+        <w:rPr>
+          <w:rFonts w:ascii="Courier New" w:eastAsia="Times New Roman" w:hAnsi="Courier New" w:cs="Courier New"/>
+          <w:color w:val="000000"/>
+          <w:sz w:val="21"/>
+          <w:szCs w:val="21"/>
+          <w:lang w:eastAsia="vi-VN"/>
+        </w:rPr>
+        <w:t>, return_sequences=</w:t>
+      </w:r>
+      <w:r>
+        <w:rPr>
+          <w:rFonts w:ascii="Courier New" w:eastAsia="Times New Roman" w:hAnsi="Courier New" w:cs="Courier New"/>
+          <w:color w:val="0000FF"/>
+          <w:sz w:val="21"/>
+          <w:szCs w:val="21"/>
+          <w:lang w:eastAsia="vi-VN"/>
+        </w:rPr>
+        <w:t>False</w:t>
+      </w:r>
+      <w:r>
+        <w:rPr>
+          <w:rFonts w:ascii="Courier New" w:eastAsia="Times New Roman" w:hAnsi="Courier New" w:cs="Courier New"/>
+          <w:color w:val="000000"/>
+          <w:sz w:val="21"/>
+          <w:szCs w:val="21"/>
+          <w:lang w:eastAsia="vi-VN"/>
+        </w:rPr>
+        <w:t>))</w:t>
+      </w:r>
+    </w:p>
+    <w:p>
+      <w:pPr>
+        <w:shd w:val="clear" w:color="auto" w:fill="FFFFFF"/>
+        <w:spacing w:after="0" w:line="285" w:lineRule="atLeast"/>
+        <w:rPr>
+          <w:rFonts w:ascii="Courier New" w:eastAsia="Times New Roman" w:hAnsi="Courier New" w:cs="Courier New"/>
+          <w:color w:val="000000"/>
+          <w:sz w:val="21"/>
+          <w:szCs w:val="21"/>
+          <w:lang w:eastAsia="vi-VN"/>
+        </w:rPr>
+      </w:pPr>
+      <w:r>
+        <w:rPr>
+          <w:rFonts w:ascii="Courier New" w:eastAsia="Times New Roman" w:hAnsi="Courier New" w:cs="Courier New"/>
+          <w:color w:val="000000"/>
+          <w:sz w:val="21"/>
+          <w:szCs w:val="21"/>
+          <w:lang w:eastAsia="vi-VN"/>
+        </w:rPr>
+        <w:t>model.add(Dropout(</w:t>
+      </w:r>
+      <w:r>
+        <w:rPr>
+          <w:rFonts w:ascii="Courier New" w:eastAsia="Times New Roman" w:hAnsi="Courier New" w:cs="Courier New"/>
+          <w:color w:val="116644"/>
+          <w:sz w:val="21"/>
+          <w:szCs w:val="21"/>
+          <w:lang w:eastAsia="vi-VN"/>
+        </w:rPr>
+        <w:t>0.2</w:t>
+      </w:r>
+      <w:r>
+        <w:rPr>
+          <w:rFonts w:ascii="Courier New" w:eastAsia="Times New Roman" w:hAnsi="Courier New" w:cs="Courier New"/>
+          <w:color w:val="000000"/>
+          <w:sz w:val="21"/>
+          <w:szCs w:val="21"/>
+          <w:lang w:eastAsia="vi-VN"/>
+        </w:rPr>
+        <w:t>))</w:t>
+      </w:r>
+    </w:p>
+    <w:p>
+      <w:pPr>
+        <w:shd w:val="clear" w:color="auto" w:fill="FFFFFF"/>
+        <w:spacing w:after="0" w:line="285" w:lineRule="atLeast"/>
+        <w:rPr>
+          <w:rFonts w:ascii="Courier New" w:eastAsia="Times New Roman" w:hAnsi="Courier New" w:cs="Courier New"/>
+          <w:color w:val="000000"/>
+          <w:sz w:val="21"/>
+          <w:szCs w:val="21"/>
+          <w:lang w:eastAsia="vi-VN"/>
+        </w:rPr>
+      </w:pPr>
+      <w:r>
+        <w:rPr>
+          <w:rFonts w:ascii="Courier New" w:eastAsia="Times New Roman" w:hAnsi="Courier New" w:cs="Courier New"/>
+          <w:color w:val="000000"/>
+          <w:sz w:val="21"/>
+          <w:szCs w:val="21"/>
+          <w:lang w:eastAsia="vi-VN"/>
+        </w:rPr>
+        <w:t>model.add(Dense(units=</w:t>
+      </w:r>
+      <w:r>
+        <w:rPr>
+          <w:rFonts w:ascii="Courier New" w:eastAsia="Times New Roman" w:hAnsi="Courier New" w:cs="Courier New"/>
+          <w:color w:val="116644"/>
+          <w:sz w:val="21"/>
+          <w:szCs w:val="21"/>
+          <w:lang w:eastAsia="vi-VN"/>
+        </w:rPr>
+        <w:t>25</w:t>
+      </w:r>
+      <w:r>
+        <w:rPr>
+          <w:rFonts w:ascii="Courier New" w:eastAsia="Times New Roman" w:hAnsi="Courier New" w:cs="Courier New"/>
+          <w:color w:val="000000"/>
+          <w:sz w:val="21"/>
+          <w:szCs w:val="21"/>
+          <w:lang w:eastAsia="vi-VN"/>
+        </w:rPr>
+        <w:t>))</w:t>
+      </w:r>
+    </w:p>
+    <w:p>
+      <w:pPr>
+        <w:shd w:val="clear" w:color="auto" w:fill="FFFFFF"/>
+        <w:spacing w:after="0" w:line="285" w:lineRule="atLeast"/>
+        <w:rPr>
+          <w:rFonts w:ascii="Courier New" w:eastAsia="Times New Roman" w:hAnsi="Courier New" w:cs="Courier New"/>
+          <w:color w:val="000000"/>
+          <w:sz w:val="21"/>
+          <w:szCs w:val="21"/>
+          <w:lang w:eastAsia="vi-VN"/>
+        </w:rPr>
+      </w:pPr>
+      <w:r>
+        <w:rPr>
+          <w:rFonts w:ascii="Courier New" w:eastAsia="Times New Roman" w:hAnsi="Courier New" w:cs="Courier New"/>
+          <w:color w:val="000000"/>
+          <w:sz w:val="21"/>
+          <w:szCs w:val="21"/>
+          <w:lang w:eastAsia="vi-VN"/>
+        </w:rPr>
+        <w:t>model.add(Dense(units=</w:t>
+      </w:r>
+      <w:r>
+        <w:rPr>
+          <w:rFonts w:ascii="Courier New" w:eastAsia="Times New Roman" w:hAnsi="Courier New" w:cs="Courier New"/>
+          <w:color w:val="116644"/>
+          <w:sz w:val="21"/>
+          <w:szCs w:val="21"/>
+          <w:lang w:eastAsia="vi-VN"/>
+        </w:rPr>
+        <w:t>1</w:t>
+      </w:r>
+      <w:r>
+        <w:rPr>
+          <w:rFonts w:ascii="Courier New" w:eastAsia="Times New Roman" w:hAnsi="Courier New" w:cs="Courier New"/>
+          <w:color w:val="000000"/>
+          <w:sz w:val="21"/>
+          <w:szCs w:val="21"/>
+          <w:lang w:eastAsia="vi-VN"/>
+        </w:rPr>
+        <w:t>))</w:t>
+      </w:r>
+    </w:p>
+    <w:p>
+      <w:pPr>
+        <w:shd w:val="clear" w:color="auto" w:fill="FFFFFF"/>
+        <w:spacing w:after="0" w:line="285" w:lineRule="atLeast"/>
+        <w:rPr>
+          <w:rFonts w:ascii="Courier New" w:eastAsia="Times New Roman" w:hAnsi="Courier New" w:cs="Courier New"/>
+          <w:color w:val="000000"/>
+          <w:sz w:val="21"/>
+          <w:szCs w:val="21"/>
+          <w:lang w:eastAsia="vi-VN"/>
+        </w:rPr>
+      </w:pPr>
+    </w:p>
+    <w:p>
+      <w:pPr>
+        <w:shd w:val="clear" w:color="auto" w:fill="FFFFFF"/>
+        <w:spacing w:after="0" w:line="285" w:lineRule="atLeast"/>
+        <w:rPr>
+          <w:rFonts w:ascii="Courier New" w:eastAsia="Times New Roman" w:hAnsi="Courier New" w:cs="Courier New"/>
+          <w:color w:val="000000"/>
+          <w:sz w:val="21"/>
+          <w:szCs w:val="21"/>
+          <w:lang w:eastAsia="vi-VN"/>
+        </w:rPr>
+      </w:pPr>
+      <w:r>
+        <w:rPr>
+          <w:rFonts w:ascii="Courier New" w:eastAsia="Times New Roman" w:hAnsi="Courier New" w:cs="Courier New"/>
+          <w:color w:val="000000"/>
+          <w:sz w:val="21"/>
+          <w:szCs w:val="21"/>
+          <w:lang w:eastAsia="vi-VN"/>
+        </w:rPr>
+        <w:t>model.</w:t>
+      </w:r>
+      <w:r>
+        <w:rPr>
+          <w:rFonts w:ascii="Courier New" w:eastAsia="Times New Roman" w:hAnsi="Courier New" w:cs="Courier New"/>
+          <w:color w:val="6A5221"/>
+          <w:sz w:val="21"/>
+          <w:szCs w:val="21"/>
+          <w:lang w:eastAsia="vi-VN"/>
+        </w:rPr>
+        <w:t>compile</w:t>
+      </w:r>
+      <w:r>
+        <w:rPr>
+          <w:rFonts w:ascii="Courier New" w:eastAsia="Times New Roman" w:hAnsi="Courier New" w:cs="Courier New"/>
+          <w:color w:val="000000"/>
+          <w:sz w:val="21"/>
+          <w:szCs w:val="21"/>
+          <w:lang w:eastAsia="vi-VN"/>
+        </w:rPr>
+        <w:t>(optimizer=</w:t>
+      </w:r>
+      <w:r>
+        <w:rPr>
+          <w:rFonts w:ascii="Courier New" w:eastAsia="Times New Roman" w:hAnsi="Courier New" w:cs="Courier New"/>
+          <w:color w:val="A31515"/>
+          <w:sz w:val="21"/>
+          <w:szCs w:val="21"/>
+          <w:lang w:eastAsia="vi-VN"/>
+        </w:rPr>
+        <w:t>'adam'</w:t>
+      </w:r>
+      <w:r>
+        <w:rPr>
+          <w:rFonts w:ascii="Courier New" w:eastAsia="Times New Roman" w:hAnsi="Courier New" w:cs="Courier New"/>
+          <w:color w:val="000000"/>
+          <w:sz w:val="21"/>
+          <w:szCs w:val="21"/>
+          <w:lang w:eastAsia="vi-VN"/>
+        </w:rPr>
+        <w:t>, loss=</w:t>
+      </w:r>
+      <w:r>
+        <w:rPr>
+          <w:rFonts w:ascii="Courier New" w:eastAsia="Times New Roman" w:hAnsi="Courier New" w:cs="Courier New"/>
+          <w:color w:val="A31515"/>
+          <w:sz w:val="21"/>
+          <w:szCs w:val="21"/>
+          <w:lang w:eastAsia="vi-VN"/>
+        </w:rPr>
+        <w:t>'mean_squared_error'</w:t>
+      </w:r>
+      <w:r>
+        <w:rPr>
+          <w:rFonts w:ascii="Courier New" w:eastAsia="Times New Roman" w:hAnsi="Courier New" w:cs="Courier New"/>
+          <w:color w:val="000000"/>
+          <w:sz w:val="21"/>
+          <w:szCs w:val="21"/>
+          <w:lang w:eastAsia="vi-VN"/>
+        </w:rPr>
+        <w:t>)</w:t>
+      </w:r>
+    </w:p>
+    <w:p>
+      <w:pPr>
+        <w:shd w:val="clear" w:color="auto" w:fill="FFFFFF"/>
+        <w:spacing w:after="0" w:line="285" w:lineRule="atLeast"/>
+        <w:rPr>
+          <w:rFonts w:ascii="Courier New" w:eastAsia="Times New Roman" w:hAnsi="Courier New" w:cs="Courier New"/>
+          <w:color w:val="000000"/>
+          <w:sz w:val="21"/>
+          <w:szCs w:val="21"/>
+          <w:lang w:eastAsia="vi-VN"/>
+        </w:rPr>
+      </w:pPr>
+      <w:r>
+        <w:rPr>
+          <w:rFonts w:ascii="Courier New" w:eastAsia="Times New Roman" w:hAnsi="Courier New" w:cs="Courier New"/>
+          <w:color w:val="000000"/>
+          <w:sz w:val="21"/>
+          <w:szCs w:val="21"/>
+          <w:lang w:eastAsia="vi-VN"/>
+        </w:rPr>
+        <w:t>model.fit(X, y, batch_size=</w:t>
+      </w:r>
+      <w:r>
+        <w:rPr>
+          <w:rFonts w:ascii="Courier New" w:eastAsia="Times New Roman" w:hAnsi="Courier New" w:cs="Courier New"/>
+          <w:color w:val="116644"/>
+          <w:sz w:val="21"/>
+          <w:szCs w:val="21"/>
+          <w:lang w:eastAsia="vi-VN"/>
+        </w:rPr>
+        <w:t>32</w:t>
+      </w:r>
+      <w:r>
+        <w:rPr>
+          <w:rFonts w:ascii="Courier New" w:eastAsia="Times New Roman" w:hAnsi="Courier New" w:cs="Courier New"/>
+          <w:color w:val="000000"/>
+          <w:sz w:val="21"/>
+          <w:szCs w:val="21"/>
+          <w:lang w:eastAsia="vi-VN"/>
+        </w:rPr>
+        <w:t>, epochs=</w:t>
+      </w:r>
+      <w:r>
+        <w:rPr>
+          <w:rFonts w:ascii="Courier New" w:eastAsia="Times New Roman" w:hAnsi="Courier New" w:cs="Courier New"/>
+          <w:color w:val="116644"/>
+          <w:sz w:val="21"/>
+          <w:szCs w:val="21"/>
+          <w:lang w:eastAsia="vi-VN"/>
+        </w:rPr>
+        <w:t>20</w:t>
+      </w:r>
+      <w:r>
+        <w:rPr>
+          <w:rFonts w:ascii="Courier New" w:eastAsia="Times New Roman" w:hAnsi="Courier New" w:cs="Courier New"/>
+          <w:color w:val="000000"/>
+          <w:sz w:val="21"/>
+          <w:szCs w:val="21"/>
+          <w:lang w:eastAsia="vi-VN"/>
+        </w:rPr>
+        <w:t xml:space="preserve">) </w:t>
+      </w:r>
+    </w:p>
+    <w:p>
+      <w:pPr>
+        <w:shd w:val="clear" w:color="auto" w:fill="FFFFFF"/>
+        <w:spacing w:after="0" w:line="285" w:lineRule="atLeast"/>
+        <w:rPr>
+          <w:rFonts w:ascii="Courier New" w:eastAsia="Times New Roman" w:hAnsi="Courier New" w:cs="Courier New"/>
+          <w:color w:val="000000"/>
+          <w:sz w:val="21"/>
+          <w:szCs w:val="21"/>
+          <w:lang w:eastAsia="vi-VN"/>
+        </w:rPr>
+      </w:pPr>
+    </w:p>
+    <w:p>
+      <w:pPr>
+        <w:shd w:val="clear" w:color="auto" w:fill="FFFFFF"/>
+        <w:spacing w:after="0" w:line="285" w:lineRule="atLeast"/>
+        <w:rPr>
+          <w:rFonts w:ascii="Courier New" w:eastAsia="Times New Roman" w:hAnsi="Courier New" w:cs="Courier New"/>
+          <w:color w:val="000000"/>
+          <w:sz w:val="21"/>
+          <w:szCs w:val="21"/>
+          <w:lang w:eastAsia="vi-VN"/>
+        </w:rPr>
+      </w:pPr>
+      <w:r>
+        <w:rPr>
+          <w:rFonts w:ascii="Courier New" w:eastAsia="Times New Roman" w:hAnsi="Courier New" w:cs="Courier New"/>
+          <w:color w:val="6A5221"/>
+          <w:sz w:val="21"/>
+          <w:szCs w:val="21"/>
+          <w:lang w:eastAsia="vi-VN"/>
+        </w:rPr>
+        <w:t>print</w:t>
+      </w:r>
+      <w:r>
+        <w:rPr>
+          <w:rFonts w:ascii="Courier New" w:eastAsia="Times New Roman" w:hAnsi="Courier New" w:cs="Courier New"/>
+          <w:color w:val="000000"/>
+          <w:sz w:val="21"/>
+          <w:szCs w:val="21"/>
+          <w:lang w:eastAsia="vi-VN"/>
+        </w:rPr>
+        <w:t>(</w:t>
+      </w:r>
+      <w:r>
+        <w:rPr>
+          <w:rFonts w:ascii="Courier New" w:eastAsia="Times New Roman" w:hAnsi="Courier New" w:cs="Courier New"/>
+          <w:color w:val="A31515"/>
+          <w:sz w:val="21"/>
+          <w:szCs w:val="21"/>
+          <w:lang w:eastAsia="vi-VN"/>
+        </w:rPr>
+        <w:t>"--- BƯỚC 5: LƯU MÔ HÌNH ---"</w:t>
+      </w:r>
+      <w:r>
+        <w:rPr>
+          <w:rFonts w:ascii="Courier New" w:eastAsia="Times New Roman" w:hAnsi="Courier New" w:cs="Courier New"/>
+          <w:color w:val="000000"/>
+          <w:sz w:val="21"/>
+          <w:szCs w:val="21"/>
+          <w:lang w:eastAsia="vi-VN"/>
+        </w:rPr>
+        <w:t>)</w:t>
+      </w:r>
+    </w:p>
+    <w:p>
+      <w:pPr>
+        <w:shd w:val="clear" w:color="auto" w:fill="FFFFFF"/>
+        <w:spacing w:after="0" w:line="285" w:lineRule="atLeast"/>
+        <w:rPr>
+          <w:rFonts w:ascii="Courier New" w:eastAsia="Times New Roman" w:hAnsi="Courier New" w:cs="Courier New"/>
+          <w:color w:val="000000"/>
+          <w:sz w:val="21"/>
+          <w:szCs w:val="21"/>
+          <w:lang w:eastAsia="vi-VN"/>
+        </w:rPr>
+      </w:pPr>
+      <w:r>
+        <w:rPr>
+          <w:rFonts w:ascii="Courier New" w:eastAsia="Times New Roman" w:hAnsi="Courier New" w:cs="Courier New"/>
+          <w:color w:val="000000"/>
+          <w:sz w:val="21"/>
+          <w:szCs w:val="21"/>
+          <w:lang w:eastAsia="vi-VN"/>
+        </w:rPr>
+        <w:t>model.save(</w:t>
+      </w:r>
+      <w:r>
+        <w:rPr>
+          <w:rFonts w:ascii="Courier New" w:eastAsia="Times New Roman" w:hAnsi="Courier New" w:cs="Courier New"/>
+          <w:color w:val="A31515"/>
+          <w:sz w:val="21"/>
+          <w:szCs w:val="21"/>
+          <w:lang w:eastAsia="vi-VN"/>
+        </w:rPr>
+        <w:t>'lstm_vn30_model.h5'</w:t>
+      </w:r>
+      <w:r>
+        <w:rPr>
+          <w:rFonts w:ascii="Courier New" w:eastAsia="Times New Roman" w:hAnsi="Courier New" w:cs="Courier New"/>
+          <w:color w:val="000000"/>
+          <w:sz w:val="21"/>
+          <w:szCs w:val="21"/>
+          <w:lang w:eastAsia="vi-VN"/>
+        </w:rPr>
+        <w:t>)</w:t>
+      </w:r>
+    </w:p>
+    <w:p>
+      <w:pPr>
+        <w:shd w:val="clear" w:color="auto" w:fill="FFFFFF"/>
+        <w:spacing w:after="0" w:line="285" w:lineRule="atLeast"/>
+        <w:rPr>
+          <w:rFonts w:ascii="Courier New" w:eastAsia="Times New Roman" w:hAnsi="Courier New" w:cs="Courier New"/>
+          <w:color w:val="000000"/>
+          <w:sz w:val="21"/>
+          <w:szCs w:val="21"/>
+          <w:lang w:eastAsia="vi-VN"/>
+        </w:rPr>
+      </w:pPr>
+      <w:r>
+        <w:rPr>
+          <w:rFonts w:ascii="Courier New" w:eastAsia="Times New Roman" w:hAnsi="Courier New" w:cs="Courier New"/>
+          <w:color w:val="6A5221"/>
+          <w:sz w:val="21"/>
+          <w:szCs w:val="21"/>
+          <w:lang w:eastAsia="vi-VN"/>
+        </w:rPr>
+        <w:t>print</w:t>
+      </w:r>
+      <w:r>
+        <w:rPr>
+          <w:rFonts w:ascii="Courier New" w:eastAsia="Times New Roman" w:hAnsi="Courier New" w:cs="Courier New"/>
+          <w:color w:val="000000"/>
+          <w:sz w:val="21"/>
+          <w:szCs w:val="21"/>
+          <w:lang w:eastAsia="vi-VN"/>
+        </w:rPr>
+        <w:t>(</w:t>
+      </w:r>
+      <w:r>
+        <w:rPr>
+          <w:rFonts w:ascii="Courier New" w:eastAsia="Times New Roman" w:hAnsi="Courier New" w:cs="Courier New"/>
+          <w:color w:val="A31515"/>
+          <w:sz w:val="21"/>
+          <w:szCs w:val="21"/>
+          <w:lang w:eastAsia="vi-VN"/>
+        </w:rPr>
+        <w:t>"</w:t>
+      </w:r>
+      <w:r>
+        <w:rPr>
+          <w:rFonts w:ascii="Segoe UI Emoji" w:eastAsia="Times New Roman" w:hAnsi="Segoe UI Emoji" w:cs="Segoe UI Emoji"/>
+          <w:color w:val="A31515"/>
+          <w:sz w:val="21"/>
+          <w:szCs w:val="21"/>
+          <w:lang w:eastAsia="vi-VN"/>
+        </w:rPr>
+        <w:t>✅</w:t>
+      </w:r>
+      <w:r>
+        <w:rPr>
+          <w:rFonts w:ascii="Courier New" w:eastAsia="Times New Roman" w:hAnsi="Courier New" w:cs="Courier New"/>
+          <w:color w:val="A31515"/>
+          <w:sz w:val="21"/>
+          <w:szCs w:val="21"/>
+          <w:lang w:eastAsia="vi-VN"/>
+        </w:rPr>
+        <w:t xml:space="preserve"> THÀNH CÔNG! Fen nhìn sang cột File bên trái của Colab để tải 2 file về máy tính nha!"</w:t>
+      </w:r>
+      <w:r>
+        <w:rPr>
+          <w:rFonts w:ascii="Courier New" w:eastAsia="Times New Roman" w:hAnsi="Courier New" w:cs="Courier New"/>
+          <w:color w:val="000000"/>
+          <w:sz w:val="21"/>
+          <w:szCs w:val="21"/>
+          <w:lang w:eastAsia="vi-VN"/>
+        </w:rPr>
+        <w:t>)</w:t>
       </w:r>
     </w:p>
     <w:p/>
-    <w:p>
-      <w:r>
-        <w:t>import yfinance as yf</w:t>
-      </w:r>
-    </w:p>
-    <w:p>
-      <w:r>
-        <w:t>import pandas as pd</w:t>
-      </w:r>
-    </w:p>
-    <w:p>
-      <w:r>
-        <w:t>import numpy as np</w:t>
-      </w:r>
-    </w:p>
-    <w:p>
-      <w:r>
-        <w:t>from sklearn.preprocessing import MinMaxScaler</w:t>
-      </w:r>
-    </w:p>
-    <w:p>
-      <w:r>
-        <w:t>from tensorflow.keras.models import Sequential</w:t>
-      </w:r>
-    </w:p>
-    <w:p>
-      <w:r>
-        <w:t>from tensorflow.keras.layers import LSTM, Dense, Dropout</w:t>
-      </w:r>
-    </w:p>
-    <w:p>
-      <w:r>
-        <w:t>import joblib</w:t>
-      </w:r>
-    </w:p>
-    <w:p/>
-    <w:p>
-      <w:r>
-        <w:t># 1. TẢI DỮ LIỆU THẬT</w:t>
-      </w:r>
-    </w:p>
-    <w:p>
-      <w:r>
-        <w:t>ticker = "HPG.VN"</w:t>
-      </w:r>
-    </w:p>
-    <w:p>
-      <w:r>
-        <w:t>print(f"Đang tải dữ liệu cho {ticker} và S&amp;P 500...")</w:t>
-      </w:r>
-    </w:p>
-    <w:p>
-      <w:r>
-        <w:t>df_vn = yf.Ticker(ticker).history(period="5y")</w:t>
-      </w:r>
-    </w:p>
-    <w:p>
-      <w:r>
-        <w:t xml:space="preserve">df_us = yf.Ticker("^GSPC").history(period="5y") </w:t>
-      </w:r>
-    </w:p>
-    <w:p/>
-    <w:p>
-      <w:r>
-        <w:t>df_vn.index = df_vn.index.tz_localize(None)</w:t>
-      </w:r>
-    </w:p>
-    <w:p>
-      <w:r>
-        <w:t>df_us.index = df_us.index.tz_localize(None)</w:t>
-      </w:r>
-    </w:p>
-    <w:p/>
-    <w:p>
-      <w:r>
-        <w:t>df = pd.DataFrame()</w:t>
-      </w:r>
-    </w:p>
-    <w:p>
-      <w:r>
-        <w:t>df['Close_VN'] = df_vn['Close']</w:t>
-      </w:r>
-    </w:p>
-    <w:p>
-      <w:r>
-        <w:t>df['Volume_VN'] = df_vn['Volume']</w:t>
-      </w:r>
-    </w:p>
-    <w:p>
-      <w:r>
-        <w:t xml:space="preserve">df['Close_US'] = df_us['Close'] </w:t>
-      </w:r>
-    </w:p>
-    <w:p/>
-    <w:p>
-      <w:r>
-        <w:t># 2. TỰ CODE HÀM TÍNH RSI VÀ MACD (Không thèm xài pandas_ta nữa)</w:t>
-      </w:r>
-    </w:p>
-    <w:p>
-      <w:r>
-        <w:t># Tính RSI (14 ngày)</w:t>
-      </w:r>
-    </w:p>
-    <w:p>
-      <w:r>
-        <w:t>delta = df['Close_VN'].diff()</w:t>
-      </w:r>
-    </w:p>
-    <w:p>
-      <w:r>
-        <w:t>gain = delta.where(delta &gt; 0, 0)</w:t>
-      </w:r>
-    </w:p>
-    <w:p>
-      <w:r>
-        <w:t>loss = -delta.where(delta &lt; 0, 0)</w:t>
-      </w:r>
-    </w:p>
-    <w:p>
-      <w:r>
-        <w:t>avg_gain = gain.ewm(com=13, min_periods=14).mean()</w:t>
-      </w:r>
-    </w:p>
-    <w:p>
-      <w:r>
-        <w:t>avg_loss = loss.ewm(com=13, min_periods=14).mean()</w:t>
-      </w:r>
-    </w:p>
-    <w:p>
-      <w:r>
-        <w:t>rs = avg_gain / avg_loss</w:t>
-      </w:r>
-    </w:p>
-    <w:p>
-      <w:r>
-        <w:lastRenderedPageBreak/>
-        <w:t>df['RSI_14'] = 100 - (100 / (1 + rs))</w:t>
-      </w:r>
-    </w:p>
-    <w:p/>
-    <w:p>
-      <w:r>
-        <w:t># Tính MACD</w:t>
-      </w:r>
-    </w:p>
-    <w:p>
-      <w:r>
-        <w:t>exp1 = df['Close_VN'].ewm(span=12, adjust=False).mean()</w:t>
-      </w:r>
-    </w:p>
-    <w:p>
-      <w:r>
-        <w:t>exp2 = df['Close_VN'].ewm(span=26, adjust=False).mean()</w:t>
-      </w:r>
-    </w:p>
-    <w:p>
-      <w:r>
-        <w:t>df['MACD'] = exp1 - exp2</w:t>
-      </w:r>
-    </w:p>
-    <w:p/>
-    <w:p>
-      <w:r>
-        <w:t># Xóa các dòng trống</w:t>
-      </w:r>
-    </w:p>
-    <w:p>
-      <w:r>
-        <w:t>df.dropna(inplace=True)</w:t>
-      </w:r>
-    </w:p>
-    <w:p/>
-    <w:p>
-      <w:r>
-        <w:t># 3. CHUẨN HÓA DỮ LIỆU &amp; LƯU SCALER</w:t>
-      </w:r>
-    </w:p>
-    <w:p>
-      <w:r>
-        <w:t>features = ['Close_VN', 'Volume_VN', 'Close_US', 'RSI_14', 'MACD']</w:t>
-      </w:r>
-    </w:p>
-    <w:p>
-      <w:r>
-        <w:t>data = df[features].values</w:t>
-      </w:r>
-    </w:p>
-    <w:p/>
-    <w:p>
-      <w:r>
-        <w:t>scaler = MinMaxScaler(feature_range=(0, 1))</w:t>
-      </w:r>
-    </w:p>
-    <w:p>
-      <w:r>
-        <w:t>scaled_data = scaler.fit_transform(data)</w:t>
-      </w:r>
-    </w:p>
-    <w:p/>
-    <w:p>
-      <w:r>
-        <w:t>joblib.dump(scaler, 'scaler.pkl')</w:t>
-      </w:r>
-    </w:p>
-    <w:p>
-      <w:r>
-        <w:t>print("Đã lưu thành công file scaler.pkl")</w:t>
-      </w:r>
-    </w:p>
-    <w:p/>
-    <w:p>
-      <w:r>
-        <w:t># 4. TẠO CỬA SỔ 60 NGÀY CHO LSTM</w:t>
-      </w:r>
-    </w:p>
-    <w:p>
-      <w:r>
-        <w:t>X, y = [], []</w:t>
-      </w:r>
-    </w:p>
-    <w:p>
-      <w:r>
-        <w:t>for i in range(60, len(scaled_data)):</w:t>
-      </w:r>
-    </w:p>
-    <w:p>
-      <w:r>
-        <w:t xml:space="preserve">    X.append(scaled_data[i-60:i])</w:t>
-      </w:r>
-    </w:p>
-    <w:p>
-      <w:r>
-        <w:t xml:space="preserve">    y.append(scaled_data[i, 0]) </w:t>
-      </w:r>
-    </w:p>
-    <w:p/>
-    <w:p>
-      <w:r>
-        <w:t>X, y = np.array(X), np.array(y)</w:t>
-      </w:r>
-    </w:p>
-    <w:p>
-      <w:r>
-        <w:t>split = int(len(X) * 0.8)</w:t>
-      </w:r>
-    </w:p>
-    <w:p>
-      <w:r>
-        <w:t>X_train, X_test = X[:split], X[split:]</w:t>
-      </w:r>
-    </w:p>
-    <w:p>
-      <w:r>
-        <w:t>y_train, y_test = y[:split], y[split:]</w:t>
-      </w:r>
-    </w:p>
-    <w:p/>
-    <w:p>
-      <w:r>
-        <w:t># 5. XÂY DỰNG &amp; HUẤN LUYỆN MÔ HÌNH LSTM</w:t>
-      </w:r>
-    </w:p>
-    <w:p>
-      <w:r>
-        <w:lastRenderedPageBreak/>
-        <w:t>model = Sequential()</w:t>
-      </w:r>
-    </w:p>
-    <w:p>
-      <w:r>
-        <w:t>model.add(LSTM(units=50, return_sequences=True, input_shape=(X_train.shape[1], 5)))</w:t>
-      </w:r>
-    </w:p>
-    <w:p>
-      <w:r>
-        <w:t>model.add(Dropout(0.2))</w:t>
-      </w:r>
-    </w:p>
-    <w:p>
-      <w:r>
-        <w:t>model.add(LSTM(units=50, return_sequences=False))</w:t>
-      </w:r>
-    </w:p>
-    <w:p>
-      <w:r>
-        <w:t>model.add(Dropout(0.2))</w:t>
-      </w:r>
-    </w:p>
-    <w:p>
-      <w:r>
-        <w:t>model.add(Dense(units=25))</w:t>
-      </w:r>
-    </w:p>
-    <w:p>
-      <w:r>
-        <w:t>model.add(Dense(units=1))</w:t>
-      </w:r>
-    </w:p>
-    <w:p/>
-    <w:p>
-      <w:r>
-        <w:t>model.compile(optimizer='adam', loss='mean_squared_error')</w:t>
-      </w:r>
-    </w:p>
-    <w:p/>
-    <w:p>
-      <w:r>
-        <w:t>print("Bắt đầu huấn luyện AI (chờ xíu nha)...")</w:t>
-      </w:r>
-    </w:p>
-    <w:p>
-      <w:r>
-        <w:t>model.fit(X_train, y_train, batch_size=32, epochs=20, validation_data=(X_test, y_test))</w:t>
-      </w:r>
-    </w:p>
-    <w:p/>
-    <w:p>
-      <w:r>
-        <w:t>model.save('lstm_vn30_model.h5')</w:t>
-      </w:r>
-    </w:p>
-    <w:p>
-      <w:r>
-        <w:t>print("</w:t>
-      </w:r>
-      <w:r>
-        <w:rPr>
-          <w:rFonts w:ascii="Segoe UI Emoji" w:hAnsi="Segoe UI Emoji" w:cs="Segoe UI Emoji"/>
-        </w:rPr>
-        <w:t>🎉</w:t>
-      </w:r>
-      <w:r>
-        <w:t xml:space="preserve"> ĐẠT THÀNH CHÍNH QUẢ! Đã lưu lstm_vn30_model.h5")</w:t>
-      </w:r>
-    </w:p>
     <w:sectPr>
       <w:pgSz w:w="11906" w:h="16838" w:code="9"/>
       <w:pgMar w:top="1418" w:right="1134" w:bottom="1418" w:left="1985" w:header="709" w:footer="709" w:gutter="0"/>
